--- a/Informes de gestion/informes mensuales/2026/SEPTIEMBRE/09_INFORME DE GESTIÓN_CEAV_SEPTIEMBRE_rev2.docx
+++ b/Informes de gestion/informes mensuales/2026/SEPTIEMBRE/09_INFORME DE GESTIÓN_CEAV_SEPTIEMBRE_rev2.docx
@@ -16,527 +16,7 @@
         <mc:AlternateContent>
           <mc:Choice Requires="wps">
             <w:drawing>
-              <wp:anchor distT="45720" distB="45720" distL="114300" distR="114300" simplePos="0" relativeHeight="251662336" behindDoc="0" locked="0" layoutInCell="1" hidden="0" allowOverlap="1" wp14:anchorId="6F797628" wp14:editId="0EB4B476">
-                <wp:simplePos x="0" y="0"/>
-                <wp:positionH relativeFrom="column">
-                  <wp:posOffset>-9525</wp:posOffset>
-                </wp:positionH>
-                <wp:positionV relativeFrom="paragraph">
-                  <wp:posOffset>6539865</wp:posOffset>
-                </wp:positionV>
-                <wp:extent cx="6187440" cy="1414145"/>
-                <wp:effectExtent l="0" t="0" r="0" b="0"/>
-                <wp:wrapSquare wrapText="bothSides" distT="45720" distB="45720" distL="114300" distR="114300"/>
-                <wp:docPr id="1836311796" name="Rectángulo 1836311796"/>
-                <wp:cNvGraphicFramePr/>
-                <a:graphic xmlns:a="http://schemas.openxmlformats.org/drawingml/2006/main">
-                  <a:graphicData uri="http://schemas.microsoft.com/office/word/2010/wordprocessingShape">
-                    <wps:wsp>
-                      <wps:cNvSpPr/>
-                      <wps:spPr>
-                        <a:xfrm>
-                          <a:off x="0" y="0"/>
-                          <a:ext cx="6187440" cy="1414145"/>
-                        </a:xfrm>
-                        <a:prstGeom prst="rect">
-                          <a:avLst/>
-                        </a:prstGeom>
-                        <a:noFill/>
-                        <a:ln>
-                          <a:noFill/>
-                        </a:ln>
-                      </wps:spPr>
-                      <wps:txbx>
-                        <w:txbxContent>
-                          <w:p>
-                            <w:pPr>
-                              <w:contextualSpacing/>
-                              <w:jc w:val="both"/>
-                              <w:rPr>
-                                <w:bCs/>
-                                <w:sz w:val="20"/>
-                              </w:rPr>
-                            </w:pPr>
-                            <w:r>
-                              <w:rPr>
-                                <w:b/>
-                                <w:sz w:val="20"/>
-                              </w:rPr>
-                              <w:t>PARA:</w:t>
-                            </w:r>
-                            <w:r>
-                              <w:rPr>
-                                <w:b/>
-                                <w:sz w:val="20"/>
-                              </w:rPr>
-                              <w:tab/>
-                            </w:r>
-                            <w:r>
-                              <w:rPr>
-                                <w:b/>
-                                <w:sz w:val="20"/>
-                              </w:rPr>
-                              <w:tab/>
-                            </w:r>
-                            <w:bookmarkStart w:id="0" w:name="OLE_LINK7"/>
-                            <w:r>
-                              <w:rPr>
-                                <w:bCs/>
-                                <w:sz w:val="20"/>
-                              </w:rPr>
-                              <w:t xml:space="preserve">Roberto Patricio </w:t>
-                            </w:r>
-                            <w:bookmarkStart w:id="1" w:name="OLE_LINK6"/>
-                            <w:r>
-                              <w:rPr>
-                                <w:bCs/>
-                                <w:sz w:val="20"/>
-                              </w:rPr>
-                              <w:t xml:space="preserve">Cañarte </w:t>
-                            </w:r>
-                            <w:bookmarkEnd w:id="1"/>
-                            <w:r>
-                              <w:rPr>
-                                <w:bCs/>
-                                <w:sz w:val="20"/>
-                              </w:rPr>
-                              <w:t>Mantuano</w:t>
-                            </w:r>
-                            <w:bookmarkEnd w:id="0"/>
-                          </w:p>
-                          <w:p>
-                            <w:pPr>
-                              <w:contextualSpacing/>
-                              <w:jc w:val="both"/>
-                              <w:rPr>
-                                <w:b/>
-                                <w:bCs/>
-                                <w:sz w:val="20"/>
-                              </w:rPr>
-                            </w:pPr>
-                            <w:r>
-                              <w:rPr>
-                                <w:sz w:val="20"/>
-                              </w:rPr>
-                              <w:t xml:space="preserve">           </w:t>
-                            </w:r>
-                            <w:r>
-                              <w:rPr>
-                                <w:sz w:val="20"/>
-                              </w:rPr>
-                              <w:tab/>
-                            </w:r>
-                            <w:r>
-                              <w:rPr>
-                                <w:sz w:val="20"/>
-                              </w:rPr>
-                              <w:tab/>
-                            </w:r>
-                            <w:proofErr w:type="spellStart"/>
-                            <w:r>
-                              <w:rPr>
-                                <w:b/>
-                                <w:bCs/>
-                                <w:sz w:val="20"/>
-                              </w:rPr>
-                              <w:t>Coordinado</w:t>
-                            </w:r>
-                            <w:r>
-                              <w:rPr>
-                                <w:b/>
-                                <w:bCs/>
-                                <w:sz w:val="20"/>
-                              </w:rPr>
-                              <w:t>r</w:t>
-                            </w:r>
-                            <w:proofErr w:type="spellEnd"/>
-                            <w:r>
-                              <w:rPr>
-                                <w:b/>
-                                <w:bCs/>
-                                <w:sz w:val="20"/>
-                              </w:rPr>
-                              <w:t xml:space="preserve"> Nacional de Desarrollo y </w:t>
-                            </w:r>
-                            <w:proofErr w:type="spellStart"/>
-                            <w:r>
-                              <w:rPr>
-                                <w:b/>
-                                <w:bCs/>
-                                <w:sz w:val="20"/>
-                              </w:rPr>
-                              <w:t>Mantenimiento</w:t>
-                            </w:r>
-                            <w:proofErr w:type="spellEnd"/>
-                          </w:p>
-                          <w:p>
-                            <w:pPr>
-                              <w:contextualSpacing/>
-                              <w:jc w:val="both"/>
-                              <w:rPr>
-                                <w:b/>
-                                <w:bCs/>
-                                <w:sz w:val="20"/>
-                                <w:u w:val="single"/>
-                              </w:rPr>
-                            </w:pPr>
-                          </w:p>
-                          <w:p>
-                            <w:pPr>
-                              <w:contextualSpacing/>
-                              <w:jc w:val="both"/>
-                              <w:rPr>
-                                <w:sz w:val="20"/>
-                              </w:rPr>
-                            </w:pPr>
-                            <w:r>
-                              <w:rPr>
-                                <w:b/>
-                                <w:sz w:val="20"/>
-                              </w:rPr>
-                              <w:t>DE:</w:t>
-                            </w:r>
-                            <w:r>
-                              <w:rPr>
-                                <w:b/>
-                                <w:sz w:val="20"/>
-                              </w:rPr>
-                              <w:tab/>
-                            </w:r>
-                            <w:r>
-                              <w:rPr>
-                                <w:b/>
-                                <w:sz w:val="20"/>
-                              </w:rPr>
-                              <w:tab/>
-                            </w:r>
-                            <w:r>
-                              <w:rPr>
-                                <w:sz w:val="20"/>
-                              </w:rPr>
-                              <w:t>Carlos Eduardo Anchundia Valencia</w:t>
-                            </w:r>
-                          </w:p>
-                          <w:p>
-                            <w:pPr>
-                              <w:contextualSpacing/>
-                              <w:jc w:val="both"/>
-                              <w:rPr>
-                                <w:b/>
-                                <w:bCs/>
-                                <w:sz w:val="20"/>
-                              </w:rPr>
-                            </w:pPr>
-                            <w:r>
-                              <w:rPr>
-                                <w:sz w:val="20"/>
-                              </w:rPr>
-                              <w:t xml:space="preserve">                          </w:t>
-                            </w:r>
-                            <w:proofErr w:type="spellStart"/>
-                            <w:r>
-                              <w:rPr>
-                                <w:b/>
-                                <w:bCs/>
-                                <w:sz w:val="20"/>
-                              </w:rPr>
-                              <w:t>Especialista</w:t>
-                            </w:r>
-                            <w:proofErr w:type="spellEnd"/>
-                            <w:r>
-                              <w:rPr>
-                                <w:b/>
-                                <w:bCs/>
-                                <w:sz w:val="20"/>
-                              </w:rPr>
-                              <w:t xml:space="preserve"> </w:t>
-                            </w:r>
-                            <w:r>
-                              <w:rPr>
-                                <w:b/>
-                                <w:bCs/>
-                                <w:sz w:val="20"/>
-                              </w:rPr>
-                              <w:t>de Desarrollo</w:t>
-                            </w:r>
-                          </w:p>
-                          <w:p>
-                            <w:pPr>
-                              <w:spacing w:line="275" w:lineRule="auto"/>
-                              <w:jc w:val="right"/>
-                              <w:textDirection w:val="btLr"/>
-                            </w:pPr>
-                            <w:r>
-                              <w:rPr>
-                                <w:rFonts w:ascii="Arial MT" w:eastAsia="Arial MT" w:hAnsi="Arial MT" w:cs="Arial MT"/>
-                                <w:color w:val="404040"/>
-                                <w:sz w:val="24"/>
-                              </w:rPr>
-                              <w:t xml:space="preserve"> </w:t>
-                            </w:r>
-                          </w:p>
-                        </w:txbxContent>
-                      </wps:txbx>
-                      <wps:bodyPr spcFirstLastPara="1" wrap="square" lIns="91425" tIns="45700" rIns="91425" bIns="45700" anchor="t" anchorCtr="0">
-                        <a:noAutofit/>
-                      </wps:bodyPr>
-                    </wps:wsp>
-                  </a:graphicData>
-                </a:graphic>
-                <wp14:sizeRelH relativeFrom="margin">
-                  <wp14:pctWidth>0</wp14:pctWidth>
-                </wp14:sizeRelH>
-              </wp:anchor>
-            </w:drawing>
-          </mc:Choice>
-          <mc:Fallback>
-            <w:pict>
-              <v:rect w14:anchorId="6F797628" id="Rectángulo 1836311796" o:spid="_x0000_s1026" style="position:absolute;margin-left:-.75pt;margin-top:514.95pt;width:487.2pt;height:111.35pt;z-index:251662336;visibility:visible;mso-wrap-style:square;mso-width-percent:0;mso-wrap-distance-left:9pt;mso-wrap-distance-top:3.6pt;mso-wrap-distance-right:9pt;mso-wrap-distance-bottom:3.6pt;mso-position-horizontal:absolute;mso-position-horizontal-relative:text;mso-position-vertical:absolute;mso-position-vertical-relative:text;mso-width-percent:0;mso-width-relative:margin;v-text-anchor:top" o:gfxdata="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" filled="f" stroked="f">
-                <v:textbox inset="2.53958mm,1.2694mm,2.53958mm,1.2694mm">
-                  <w:txbxContent>
-                    <w:p>
-                      <w:pPr>
-                        <w:contextualSpacing/>
-                        <w:jc w:val="both"/>
-                        <w:rPr>
-                          <w:bCs/>
-                          <w:sz w:val="20"/>
-                        </w:rPr>
-                      </w:pPr>
-                      <w:r>
-                        <w:rPr>
-                          <w:b/>
-                          <w:sz w:val="20"/>
-                        </w:rPr>
-                        <w:t>PARA:</w:t>
-                      </w:r>
-                      <w:r>
-                        <w:rPr>
-                          <w:b/>
-                          <w:sz w:val="20"/>
-                        </w:rPr>
-                        <w:tab/>
-                      </w:r>
-                      <w:r>
-                        <w:rPr>
-                          <w:b/>
-                          <w:sz w:val="20"/>
-                        </w:rPr>
-                        <w:tab/>
-                      </w:r>
-                      <w:bookmarkStart w:id="2" w:name="OLE_LINK7"/>
-                      <w:r>
-                        <w:rPr>
-                          <w:bCs/>
-                          <w:sz w:val="20"/>
-                        </w:rPr>
-                        <w:t xml:space="preserve">Roberto Patricio </w:t>
-                      </w:r>
-                      <w:bookmarkStart w:id="3" w:name="OLE_LINK6"/>
-                      <w:r>
-                        <w:rPr>
-                          <w:bCs/>
-                          <w:sz w:val="20"/>
-                        </w:rPr>
-                        <w:t xml:space="preserve">Cañarte </w:t>
-                      </w:r>
-                      <w:bookmarkEnd w:id="3"/>
-                      <w:r>
-                        <w:rPr>
-                          <w:bCs/>
-                          <w:sz w:val="20"/>
-                        </w:rPr>
-                        <w:t>Mantuano</w:t>
-                      </w:r>
-                      <w:bookmarkEnd w:id="2"/>
-                    </w:p>
-                    <w:p>
-                      <w:pPr>
-                        <w:contextualSpacing/>
-                        <w:jc w:val="both"/>
-                        <w:rPr>
-                          <w:b/>
-                          <w:bCs/>
-                          <w:sz w:val="20"/>
-                        </w:rPr>
-                      </w:pPr>
-                      <w:r>
-                        <w:rPr>
-                          <w:sz w:val="20"/>
-                        </w:rPr>
-                        <w:t xml:space="preserve">           </w:t>
-                      </w:r>
-                      <w:r>
-                        <w:rPr>
-                          <w:sz w:val="20"/>
-                        </w:rPr>
-                        <w:tab/>
-                      </w:r>
-                      <w:r>
-                        <w:rPr>
-                          <w:sz w:val="20"/>
-                        </w:rPr>
-                        <w:tab/>
-                      </w:r>
-                      <w:proofErr w:type="spellStart"/>
-                      <w:r>
-                        <w:rPr>
-                          <w:b/>
-                          <w:bCs/>
-                          <w:sz w:val="20"/>
-                        </w:rPr>
-                        <w:t>Coordinado</w:t>
-                      </w:r>
-                      <w:r>
-                        <w:rPr>
-                          <w:b/>
-                          <w:bCs/>
-                          <w:sz w:val="20"/>
-                        </w:rPr>
-                        <w:t>r</w:t>
-                      </w:r>
-                      <w:proofErr w:type="spellEnd"/>
-                      <w:r>
-                        <w:rPr>
-                          <w:b/>
-                          <w:bCs/>
-                          <w:sz w:val="20"/>
-                        </w:rPr>
-                        <w:t xml:space="preserve"> Nacional de Desarrollo y </w:t>
-                      </w:r>
-                      <w:proofErr w:type="spellStart"/>
-                      <w:r>
-                        <w:rPr>
-                          <w:b/>
-                          <w:bCs/>
-                          <w:sz w:val="20"/>
-                        </w:rPr>
-                        <w:t>Mantenimiento</w:t>
-                      </w:r>
-                      <w:proofErr w:type="spellEnd"/>
-                    </w:p>
-                    <w:p>
-                      <w:pPr>
-                        <w:contextualSpacing/>
-                        <w:jc w:val="both"/>
-                        <w:rPr>
-                          <w:b/>
-                          <w:bCs/>
-                          <w:sz w:val="20"/>
-                          <w:u w:val="single"/>
-                        </w:rPr>
-                      </w:pPr>
-                    </w:p>
-                    <w:p>
-                      <w:pPr>
-                        <w:contextualSpacing/>
-                        <w:jc w:val="both"/>
-                        <w:rPr>
-                          <w:sz w:val="20"/>
-                        </w:rPr>
-                      </w:pPr>
-                      <w:r>
-                        <w:rPr>
-                          <w:b/>
-                          <w:sz w:val="20"/>
-                        </w:rPr>
-                        <w:t>DE:</w:t>
-                      </w:r>
-                      <w:r>
-                        <w:rPr>
-                          <w:b/>
-                          <w:sz w:val="20"/>
-                        </w:rPr>
-                        <w:tab/>
-                      </w:r>
-                      <w:r>
-                        <w:rPr>
-                          <w:b/>
-                          <w:sz w:val="20"/>
-                        </w:rPr>
-                        <w:tab/>
-                      </w:r>
-                      <w:r>
-                        <w:rPr>
-                          <w:sz w:val="20"/>
-                        </w:rPr>
-                        <w:t>Carlos Eduardo Anchundia Valencia</w:t>
-                      </w:r>
-                    </w:p>
-                    <w:p>
-                      <w:pPr>
-                        <w:contextualSpacing/>
-                        <w:jc w:val="both"/>
-                        <w:rPr>
-                          <w:b/>
-                          <w:bCs/>
-                          <w:sz w:val="20"/>
-                        </w:rPr>
-                      </w:pPr>
-                      <w:r>
-                        <w:rPr>
-                          <w:sz w:val="20"/>
-                        </w:rPr>
-                        <w:t xml:space="preserve">                          </w:t>
-                      </w:r>
-                      <w:proofErr w:type="spellStart"/>
-                      <w:r>
-                        <w:rPr>
-                          <w:b/>
-                          <w:bCs/>
-                          <w:sz w:val="20"/>
-                        </w:rPr>
-                        <w:t>Especialista</w:t>
-                      </w:r>
-                      <w:proofErr w:type="spellEnd"/>
-                      <w:r>
-                        <w:rPr>
-                          <w:b/>
-                          <w:bCs/>
-                          <w:sz w:val="20"/>
-                        </w:rPr>
-                        <w:t xml:space="preserve"> </w:t>
-                      </w:r>
-                      <w:r>
-                        <w:rPr>
-                          <w:b/>
-                          <w:bCs/>
-                          <w:sz w:val="20"/>
-                        </w:rPr>
-                        <w:t>de Desarrollo</w:t>
-                      </w:r>
-                    </w:p>
-                    <w:p>
-                      <w:pPr>
-                        <w:spacing w:line="275" w:lineRule="auto"/>
-                        <w:jc w:val="right"/>
-                        <w:textDirection w:val="btLr"/>
-                      </w:pPr>
-                      <w:r>
-                        <w:rPr>
-                          <w:rFonts w:ascii="Arial MT" w:eastAsia="Arial MT" w:hAnsi="Arial MT" w:cs="Arial MT"/>
-                          <w:color w:val="404040"/>
-                          <w:sz w:val="24"/>
-                        </w:rPr>
-                        <w:t xml:space="preserve"> </w:t>
-                      </w:r>
-                    </w:p>
-                  </w:txbxContent>
-                </v:textbox>
-                <w10:wrap type="square"/>
-              </v:rect>
-            </w:pict>
-          </mc:Fallback>
-        </mc:AlternateContent>
-      </w:r>
-      <w:r>
-        <w:rPr>
-          <w:noProof/>
-        </w:rPr>
-        <mc:AlternateContent>
-          <mc:Choice Requires="wps">
-            <w:drawing>
-              <wp:anchor distT="45720" distB="45720" distL="114300" distR="114300" simplePos="0" relativeHeight="251661312" behindDoc="0" locked="0" layoutInCell="1" hidden="0" allowOverlap="1" wp14:anchorId="6C747681" wp14:editId="6D8608EC">
+              <wp:anchor distT="45720" distB="45720" distL="114300" distR="114300" simplePos="0" relativeHeight="251661312" behindDoc="0" locked="0" layoutInCell="1" hidden="0" allowOverlap="1" wp14:anchorId="6C747681" wp14:editId="1B432028">
                 <wp:simplePos x="0" y="0"/>
                 <wp:positionH relativeFrom="column">
                   <wp:posOffset>-426720</wp:posOffset>
@@ -691,7 +171,7 @@
           </mc:Choice>
           <mc:Fallback>
             <w:pict>
-              <v:rect w14:anchorId="6C747681" id="Rectángulo 1836311795" o:spid="_x0000_s1027" style="position:absolute;margin-left:-33.6pt;margin-top:321.45pt;width:520.5pt;height:143.15pt;z-index:251661312;visibility:visible;mso-wrap-style:square;mso-width-percent:0;mso-height-percent:0;mso-wrap-distance-left:9pt;mso-wrap-distance-top:3.6pt;mso-wrap-distance-right:9pt;mso-wrap-distance-bottom:3.6pt;mso-position-horizontal:absolute;mso-position-horizontal-relative:text;mso-position-vertical:absolute;mso-position-vertical-relative:text;mso-width-percent:0;mso-height-percent:0;mso-width-relative:margin;mso-height-relative:margin;v-text-anchor:top" o:gfxdata="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" filled="f" stroked="f">
+              <v:rect w14:anchorId="6C747681" id="Rectángulo 1836311795" o:spid="_x0000_s1026" style="position:absolute;margin-left:-33.6pt;margin-top:321.45pt;width:520.5pt;height:143.15pt;z-index:251661312;visibility:visible;mso-wrap-style:square;mso-width-percent:0;mso-height-percent:0;mso-wrap-distance-left:9pt;mso-wrap-distance-top:3.6pt;mso-wrap-distance-right:9pt;mso-wrap-distance-bottom:3.6pt;mso-position-horizontal:absolute;mso-position-horizontal-relative:text;mso-position-vertical:absolute;mso-position-vertical-relative:text;mso-width-percent:0;mso-height-percent:0;mso-width-relative:margin;mso-height-relative:margin;v-text-anchor:top" o:gfxdata="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" filled="f" stroked="f">
                 <v:textbox inset="2.53958mm,1.2694mm,2.53958mm,1.2694mm">
                   <w:txbxContent>
                     <w:p>
@@ -870,7 +350,16 @@
                                 <w:sz w:val="24"/>
                                 <w:lang w:val="es-ES"/>
                               </w:rPr>
-                              <w:t>30</w:t>
+                              <w:t>0</w:t>
+                            </w:r>
+                            <w:r>
+                              <w:rPr>
+                                <w:rFonts w:ascii="Arial MT" w:eastAsia="Arial MT" w:hAnsi="Arial MT" w:cs="Arial MT"/>
+                                <w:color w:val="404040"/>
+                                <w:sz w:val="24"/>
+                                <w:lang w:val="es-ES"/>
+                              </w:rPr>
+                              <w:t>2</w:t>
                             </w:r>
                             <w:r>
                               <w:rPr>
@@ -888,7 +377,7 @@
                                 <w:sz w:val="24"/>
                                 <w:lang w:val="es-ES"/>
                               </w:rPr>
-                              <w:t>septiembre</w:t>
+                              <w:t>octubre</w:t>
                             </w:r>
                             <w:r>
                               <w:rPr>
@@ -919,7 +408,7 @@
           </mc:Choice>
           <mc:Fallback>
             <w:pict>
-              <v:rect w14:anchorId="19F39D03" id="Rectángulo 1092231409" o:spid="_x0000_s1028" style="position:absolute;margin-left:227.2pt;margin-top:464.7pt;width:250.95pt;height:26.25pt;z-index:251666432;visibility:visible;mso-wrap-style:square;mso-width-percent:0;mso-height-percent:0;mso-wrap-distance-left:9pt;mso-wrap-distance-top:3.6pt;mso-wrap-distance-right:9pt;mso-wrap-distance-bottom:3.6pt;mso-position-horizontal:absolute;mso-position-horizontal-relative:text;mso-position-vertical:absolute;mso-position-vertical-relative:text;mso-width-percent:0;mso-height-percent:0;mso-width-relative:margin;mso-height-relative:margin;v-text-anchor:top" o:gfxdata="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" filled="f" stroked="f">
+              <v:rect w14:anchorId="19F39D03" id="Rectángulo 1092231409" o:spid="_x0000_s1027" style="position:absolute;margin-left:227.2pt;margin-top:464.7pt;width:250.95pt;height:26.25pt;z-index:251666432;visibility:visible;mso-wrap-style:square;mso-width-percent:0;mso-height-percent:0;mso-wrap-distance-left:9pt;mso-wrap-distance-top:3.6pt;mso-wrap-distance-right:9pt;mso-wrap-distance-bottom:3.6pt;mso-position-horizontal:absolute;mso-position-horizontal-relative:text;mso-position-vertical:absolute;mso-position-vertical-relative:text;mso-width-percent:0;mso-height-percent:0;mso-width-relative:margin;mso-height-relative:margin;v-text-anchor:top" o:gfxdata="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" filled="f" stroked="f">
                 <v:textbox inset="2.53958mm,1.2694mm,2.53958mm,1.2694mm">
                   <w:txbxContent>
                     <w:p>
@@ -947,7 +436,16 @@
                           <w:sz w:val="24"/>
                           <w:lang w:val="es-ES"/>
                         </w:rPr>
-                        <w:t>30</w:t>
+                        <w:t>0</w:t>
+                      </w:r>
+                      <w:r>
+                        <w:rPr>
+                          <w:rFonts w:ascii="Arial MT" w:eastAsia="Arial MT" w:hAnsi="Arial MT" w:cs="Arial MT"/>
+                          <w:color w:val="404040"/>
+                          <w:sz w:val="24"/>
+                          <w:lang w:val="es-ES"/>
+                        </w:rPr>
+                        <w:t>2</w:t>
                       </w:r>
                       <w:r>
                         <w:rPr>
@@ -965,7 +463,7 @@
                           <w:sz w:val="24"/>
                           <w:lang w:val="es-ES"/>
                         </w:rPr>
-                        <w:t>septiembre</w:t>
+                        <w:t>octubre</w:t>
                       </w:r>
                       <w:r>
                         <w:rPr>
@@ -1058,7 +556,7 @@
           </mc:Choice>
           <mc:Fallback>
             <w:pict>
-              <v:rect w14:anchorId="4732E473" id="Rectángulo 1836311797" o:spid="_x0000_s1029" style="position:absolute;margin-left:-1in;margin-top:721pt;width:594.9pt;height:21.3pt;z-index:-251658240;visibility:visible;mso-wrap-style:square;mso-wrap-distance-left:0;mso-wrap-distance-top:0;mso-wrap-distance-right:0;mso-wrap-distance-bottom:0;mso-position-horizontal:absolute;mso-position-horizontal-relative:text;mso-position-vertical:absolute;mso-position-vertical-relative:text;v-text-anchor:middle" o:gfxdata="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" fillcolor="#0000a4" stroked="f">
+              <v:rect w14:anchorId="4732E473" id="Rectángulo 1836311797" o:spid="_x0000_s1028" style="position:absolute;margin-left:-1in;margin-top:721pt;width:594.9pt;height:21.3pt;z-index:-251658240;visibility:visible;mso-wrap-style:square;mso-wrap-distance-left:0;mso-wrap-distance-top:0;mso-wrap-distance-right:0;mso-wrap-distance-bottom:0;mso-position-horizontal:absolute;mso-position-horizontal-relative:text;mso-position-vertical:absolute;mso-position-vertical-relative:text;v-text-anchor:middle" o:gfxdata="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" fillcolor="#0000a4" stroked="f">
                 <v:textbox inset="2.53958mm,2.53958mm,2.53958mm,2.53958mm">
                   <w:txbxContent>
                     <w:p>
@@ -1262,7 +760,7 @@
           </mc:Choice>
           <mc:Fallback>
             <w:pict>
-              <v:rect w14:anchorId="7F644849" id="Rectángulo 1836311793" o:spid="_x0000_s1030" style="position:absolute;margin-left:3pt;margin-top:720.6pt;width:479.7pt;height:23.15pt;z-index:251663360;visibility:visible;mso-wrap-style:square;mso-wrap-distance-left:9pt;mso-wrap-distance-top:3.6pt;mso-wrap-distance-right:9pt;mso-wrap-distance-bottom:3.6pt;mso-position-horizontal:absolute;mso-position-horizontal-relative:text;mso-position-vertical:absolute;mso-position-vertical-relative:text;v-text-anchor:top" o:gfxdata="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" filled="f" stroked="f">
+              <v:rect w14:anchorId="7F644849" id="Rectángulo 1836311793" o:spid="_x0000_s1029" style="position:absolute;margin-left:3pt;margin-top:720.6pt;width:479.7pt;height:23.15pt;z-index:251663360;visibility:visible;mso-wrap-style:square;mso-wrap-distance-left:9pt;mso-wrap-distance-top:3.6pt;mso-wrap-distance-right:9pt;mso-wrap-distance-bottom:3.6pt;mso-position-horizontal:absolute;mso-position-horizontal-relative:text;mso-position-vertical:absolute;mso-position-vertical-relative:text;v-text-anchor:top" o:gfxdata="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" filled="f" stroked="f">
                 <v:textbox inset="2.53958mm,1.2694mm,2.53958mm,1.2694mm">
                   <w:txbxContent>
                     <w:p>
@@ -1338,16 +836,522 @@
     </w:p>
     <w:p>
       <w:pPr>
-        <w:pBdr>
-          <w:top w:val="nil"/>
-          <w:left w:val="nil"/>
-          <w:bottom w:val="nil"/>
-          <w:right w:val="nil"/>
-          <w:between w:val="nil"/>
-        </w:pBdr>
-        <w:jc w:val="right"/>
-        <w:rPr>
-          <w:color w:val="000000"/>
+        <w:jc w:val="both"/>
+        <w:rPr>
+          <w:sz w:val="20"/>
+        </w:rPr>
+      </w:pPr>
+      <w:bookmarkStart w:id="0" w:name="OLE_LINK2"/>
+      <w:r>
+        <w:rPr>
+          <w:noProof/>
+        </w:rPr>
+        <w:lastRenderedPageBreak/>
+        <mc:AlternateContent>
+          <mc:Choice Requires="wps">
+            <w:drawing>
+              <wp:anchor distT="45720" distB="45720" distL="114300" distR="114300" simplePos="0" relativeHeight="251668480" behindDoc="0" locked="0" layoutInCell="1" hidden="0" allowOverlap="1" wp14:anchorId="46178BEF" wp14:editId="100ADA4A">
+                <wp:simplePos x="0" y="0"/>
+                <wp:positionH relativeFrom="column">
+                  <wp:posOffset>0</wp:posOffset>
+                </wp:positionH>
+                <wp:positionV relativeFrom="paragraph">
+                  <wp:posOffset>219075</wp:posOffset>
+                </wp:positionV>
+                <wp:extent cx="6187440" cy="1104900"/>
+                <wp:effectExtent l="0" t="0" r="0" b="0"/>
+                <wp:wrapSquare wrapText="bothSides" distT="45720" distB="45720" distL="114300" distR="114300"/>
+                <wp:docPr id="1836311796" name="Rectángulo 1836311796"/>
+                <wp:cNvGraphicFramePr/>
+                <a:graphic xmlns:a="http://schemas.openxmlformats.org/drawingml/2006/main">
+                  <a:graphicData uri="http://schemas.microsoft.com/office/word/2010/wordprocessingShape">
+                    <wps:wsp>
+                      <wps:cNvSpPr/>
+                      <wps:spPr>
+                        <a:xfrm>
+                          <a:off x="0" y="0"/>
+                          <a:ext cx="6187440" cy="1104900"/>
+                        </a:xfrm>
+                        <a:prstGeom prst="rect">
+                          <a:avLst/>
+                        </a:prstGeom>
+                        <a:noFill/>
+                        <a:ln>
+                          <a:noFill/>
+                        </a:ln>
+                      </wps:spPr>
+                      <wps:txbx>
+                        <w:txbxContent>
+                          <w:p>
+                            <w:pPr>
+                              <w:pBdr>
+                                <w:bottom w:val="single" w:sz="4" w:space="1" w:color="auto"/>
+                              </w:pBdr>
+                              <w:contextualSpacing/>
+                              <w:jc w:val="both"/>
+                              <w:rPr>
+                                <w:bCs/>
+                                <w:sz w:val="20"/>
+                              </w:rPr>
+                            </w:pPr>
+                            <w:r>
+                              <w:rPr>
+                                <w:b/>
+                                <w:sz w:val="20"/>
+                              </w:rPr>
+                              <w:t>PARA:</w:t>
+                            </w:r>
+                            <w:r>
+                              <w:rPr>
+                                <w:b/>
+                                <w:sz w:val="20"/>
+                              </w:rPr>
+                              <w:tab/>
+                            </w:r>
+                            <w:r>
+                              <w:rPr>
+                                <w:b/>
+                                <w:sz w:val="20"/>
+                              </w:rPr>
+                              <w:tab/>
+                            </w:r>
+                            <w:bookmarkStart w:id="1" w:name="OLE_LINK7"/>
+                            <w:r>
+                              <w:rPr>
+                                <w:bCs/>
+                                <w:sz w:val="20"/>
+                              </w:rPr>
+                              <w:t xml:space="preserve">Roberto Patricio </w:t>
+                            </w:r>
+                            <w:bookmarkStart w:id="2" w:name="OLE_LINK6"/>
+                            <w:r>
+                              <w:rPr>
+                                <w:bCs/>
+                                <w:sz w:val="20"/>
+                              </w:rPr>
+                              <w:t xml:space="preserve">Cañarte </w:t>
+                            </w:r>
+                            <w:bookmarkEnd w:id="2"/>
+                            <w:r>
+                              <w:rPr>
+                                <w:bCs/>
+                                <w:sz w:val="20"/>
+                              </w:rPr>
+                              <w:t>Mantuano</w:t>
+                            </w:r>
+                            <w:bookmarkEnd w:id="1"/>
+                          </w:p>
+                          <w:p>
+                            <w:pPr>
+                              <w:pBdr>
+                                <w:bottom w:val="single" w:sz="4" w:space="1" w:color="auto"/>
+                              </w:pBdr>
+                              <w:contextualSpacing/>
+                              <w:jc w:val="both"/>
+                              <w:rPr>
+                                <w:b/>
+                                <w:bCs/>
+                                <w:sz w:val="20"/>
+                              </w:rPr>
+                            </w:pPr>
+                            <w:r>
+                              <w:rPr>
+                                <w:sz w:val="20"/>
+                              </w:rPr>
+                              <w:t xml:space="preserve">    </w:t>
+                            </w:r>
+                            <w:r>
+                              <w:rPr>
+                                <w:sz w:val="20"/>
+                              </w:rPr>
+                              <w:t xml:space="preserve">       </w:t>
+                            </w:r>
+                            <w:r>
+                              <w:rPr>
+                                <w:sz w:val="20"/>
+                              </w:rPr>
+                              <w:tab/>
+                            </w:r>
+                            <w:r>
+                              <w:rPr>
+                                <w:sz w:val="20"/>
+                              </w:rPr>
+                              <w:tab/>
+                            </w:r>
+                            <w:proofErr w:type="spellStart"/>
+                            <w:r>
+                              <w:rPr>
+                                <w:b/>
+                                <w:bCs/>
+                                <w:sz w:val="20"/>
+                              </w:rPr>
+                              <w:t>Coordinador</w:t>
+                            </w:r>
+                            <w:proofErr w:type="spellEnd"/>
+                            <w:r>
+                              <w:rPr>
+                                <w:b/>
+                                <w:bCs/>
+                                <w:sz w:val="20"/>
+                              </w:rPr>
+                              <w:t xml:space="preserve"> Nacional de Desarrollo y </w:t>
+                            </w:r>
+                            <w:proofErr w:type="spellStart"/>
+                            <w:r>
+                              <w:rPr>
+                                <w:b/>
+                                <w:bCs/>
+                                <w:sz w:val="20"/>
+                              </w:rPr>
+                              <w:t>Mantenimiento</w:t>
+                            </w:r>
+                            <w:proofErr w:type="spellEnd"/>
+                          </w:p>
+                          <w:p>
+                            <w:pPr>
+                              <w:pBdr>
+                                <w:bottom w:val="single" w:sz="4" w:space="1" w:color="auto"/>
+                              </w:pBdr>
+                              <w:contextualSpacing/>
+                              <w:jc w:val="both"/>
+                              <w:rPr>
+                                <w:b/>
+                                <w:bCs/>
+                                <w:sz w:val="20"/>
+                                <w:u w:val="single"/>
+                              </w:rPr>
+                            </w:pPr>
+                          </w:p>
+                          <w:p>
+                            <w:pPr>
+                              <w:pBdr>
+                                <w:bottom w:val="single" w:sz="4" w:space="1" w:color="auto"/>
+                              </w:pBdr>
+                              <w:contextualSpacing/>
+                              <w:jc w:val="both"/>
+                              <w:rPr>
+                                <w:sz w:val="20"/>
+                              </w:rPr>
+                            </w:pPr>
+                            <w:r>
+                              <w:rPr>
+                                <w:b/>
+                                <w:sz w:val="20"/>
+                              </w:rPr>
+                              <w:t>DE:</w:t>
+                            </w:r>
+                            <w:r>
+                              <w:rPr>
+                                <w:b/>
+                                <w:sz w:val="20"/>
+                              </w:rPr>
+                              <w:tab/>
+                            </w:r>
+                            <w:r>
+                              <w:rPr>
+                                <w:b/>
+                                <w:sz w:val="20"/>
+                              </w:rPr>
+                              <w:tab/>
+                            </w:r>
+                            <w:r>
+                              <w:rPr>
+                                <w:sz w:val="20"/>
+                              </w:rPr>
+                              <w:t>Carlos Eduardo Anchundia Valencia</w:t>
+                            </w:r>
+                          </w:p>
+                          <w:p>
+                            <w:pPr>
+                              <w:pBdr>
+                                <w:bottom w:val="single" w:sz="4" w:space="1" w:color="auto"/>
+                              </w:pBdr>
+                              <w:contextualSpacing/>
+                              <w:jc w:val="both"/>
+                              <w:rPr>
+                                <w:b/>
+                                <w:bCs/>
+                                <w:sz w:val="20"/>
+                              </w:rPr>
+                            </w:pPr>
+                            <w:r>
+                              <w:rPr>
+                                <w:sz w:val="20"/>
+                              </w:rPr>
+                              <w:t xml:space="preserve">                          </w:t>
+                            </w:r>
+                            <w:proofErr w:type="spellStart"/>
+                            <w:r>
+                              <w:rPr>
+                                <w:b/>
+                                <w:bCs/>
+                                <w:sz w:val="20"/>
+                              </w:rPr>
+                              <w:t>Especialista</w:t>
+                            </w:r>
+                            <w:proofErr w:type="spellEnd"/>
+                            <w:r>
+                              <w:rPr>
+                                <w:b/>
+                                <w:bCs/>
+                                <w:sz w:val="20"/>
+                              </w:rPr>
+                              <w:t xml:space="preserve"> de Desarrollo</w:t>
+                            </w:r>
+                          </w:p>
+                        </w:txbxContent>
+                      </wps:txbx>
+                      <wps:bodyPr spcFirstLastPara="1" wrap="square" lIns="91425" tIns="45700" rIns="91425" bIns="45700" anchor="t" anchorCtr="0">
+                        <a:noAutofit/>
+                      </wps:bodyPr>
+                    </wps:wsp>
+                  </a:graphicData>
+                </a:graphic>
+                <wp14:sizeRelH relativeFrom="margin">
+                  <wp14:pctWidth>0</wp14:pctWidth>
+                </wp14:sizeRelH>
+                <wp14:sizeRelV relativeFrom="margin">
+                  <wp14:pctHeight>0</wp14:pctHeight>
+                </wp14:sizeRelV>
+              </wp:anchor>
+            </w:drawing>
+          </mc:Choice>
+          <mc:Fallback>
+            <w:pict>
+              <v:rect w14:anchorId="46178BEF" id="Rectángulo 1836311796" o:spid="_x0000_s1030" style="position:absolute;left:0;text-align:left;margin-left:0;margin-top:17.25pt;width:487.2pt;height:87pt;z-index:251668480;visibility:visible;mso-wrap-style:square;mso-width-percent:0;mso-height-percent:0;mso-wrap-distance-left:9pt;mso-wrap-distance-top:3.6pt;mso-wrap-distance-right:9pt;mso-wrap-distance-bottom:3.6pt;mso-position-horizontal:absolute;mso-position-horizontal-relative:text;mso-position-vertical:absolute;mso-position-vertical-relative:text;mso-width-percent:0;mso-height-percent:0;mso-width-relative:margin;mso-height-relative:margin;v-text-anchor:top" o:gfxdata="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" filled="f" stroked="f">
+                <v:textbox inset="2.53958mm,1.2694mm,2.53958mm,1.2694mm">
+                  <w:txbxContent>
+                    <w:p>
+                      <w:pPr>
+                        <w:pBdr>
+                          <w:bottom w:val="single" w:sz="4" w:space="1" w:color="auto"/>
+                        </w:pBdr>
+                        <w:contextualSpacing/>
+                        <w:jc w:val="both"/>
+                        <w:rPr>
+                          <w:bCs/>
+                          <w:sz w:val="20"/>
+                        </w:rPr>
+                      </w:pPr>
+                      <w:r>
+                        <w:rPr>
+                          <w:b/>
+                          <w:sz w:val="20"/>
+                        </w:rPr>
+                        <w:t>PARA:</w:t>
+                      </w:r>
+                      <w:r>
+                        <w:rPr>
+                          <w:b/>
+                          <w:sz w:val="20"/>
+                        </w:rPr>
+                        <w:tab/>
+                      </w:r>
+                      <w:r>
+                        <w:rPr>
+                          <w:b/>
+                          <w:sz w:val="20"/>
+                        </w:rPr>
+                        <w:tab/>
+                      </w:r>
+                      <w:bookmarkStart w:id="3" w:name="OLE_LINK7"/>
+                      <w:r>
+                        <w:rPr>
+                          <w:bCs/>
+                          <w:sz w:val="20"/>
+                        </w:rPr>
+                        <w:t xml:space="preserve">Roberto Patricio </w:t>
+                      </w:r>
+                      <w:bookmarkStart w:id="4" w:name="OLE_LINK6"/>
+                      <w:r>
+                        <w:rPr>
+                          <w:bCs/>
+                          <w:sz w:val="20"/>
+                        </w:rPr>
+                        <w:t xml:space="preserve">Cañarte </w:t>
+                      </w:r>
+                      <w:bookmarkEnd w:id="4"/>
+                      <w:r>
+                        <w:rPr>
+                          <w:bCs/>
+                          <w:sz w:val="20"/>
+                        </w:rPr>
+                        <w:t>Mantuano</w:t>
+                      </w:r>
+                      <w:bookmarkEnd w:id="3"/>
+                    </w:p>
+                    <w:p>
+                      <w:pPr>
+                        <w:pBdr>
+                          <w:bottom w:val="single" w:sz="4" w:space="1" w:color="auto"/>
+                        </w:pBdr>
+                        <w:contextualSpacing/>
+                        <w:jc w:val="both"/>
+                        <w:rPr>
+                          <w:b/>
+                          <w:bCs/>
+                          <w:sz w:val="20"/>
+                        </w:rPr>
+                      </w:pPr>
+                      <w:r>
+                        <w:rPr>
+                          <w:sz w:val="20"/>
+                        </w:rPr>
+                        <w:t xml:space="preserve">    </w:t>
+                      </w:r>
+                      <w:r>
+                        <w:rPr>
+                          <w:sz w:val="20"/>
+                        </w:rPr>
+                        <w:t xml:space="preserve">       </w:t>
+                      </w:r>
+                      <w:r>
+                        <w:rPr>
+                          <w:sz w:val="20"/>
+                        </w:rPr>
+                        <w:tab/>
+                      </w:r>
+                      <w:r>
+                        <w:rPr>
+                          <w:sz w:val="20"/>
+                        </w:rPr>
+                        <w:tab/>
+                      </w:r>
+                      <w:proofErr w:type="spellStart"/>
+                      <w:r>
+                        <w:rPr>
+                          <w:b/>
+                          <w:bCs/>
+                          <w:sz w:val="20"/>
+                        </w:rPr>
+                        <w:t>Coordinador</w:t>
+                      </w:r>
+                      <w:proofErr w:type="spellEnd"/>
+                      <w:r>
+                        <w:rPr>
+                          <w:b/>
+                          <w:bCs/>
+                          <w:sz w:val="20"/>
+                        </w:rPr>
+                        <w:t xml:space="preserve"> Nacional de Desarrollo y </w:t>
+                      </w:r>
+                      <w:proofErr w:type="spellStart"/>
+                      <w:r>
+                        <w:rPr>
+                          <w:b/>
+                          <w:bCs/>
+                          <w:sz w:val="20"/>
+                        </w:rPr>
+                        <w:t>Mantenimiento</w:t>
+                      </w:r>
+                      <w:proofErr w:type="spellEnd"/>
+                    </w:p>
+                    <w:p>
+                      <w:pPr>
+                        <w:pBdr>
+                          <w:bottom w:val="single" w:sz="4" w:space="1" w:color="auto"/>
+                        </w:pBdr>
+                        <w:contextualSpacing/>
+                        <w:jc w:val="both"/>
+                        <w:rPr>
+                          <w:b/>
+                          <w:bCs/>
+                          <w:sz w:val="20"/>
+                          <w:u w:val="single"/>
+                        </w:rPr>
+                      </w:pPr>
+                    </w:p>
+                    <w:p>
+                      <w:pPr>
+                        <w:pBdr>
+                          <w:bottom w:val="single" w:sz="4" w:space="1" w:color="auto"/>
+                        </w:pBdr>
+                        <w:contextualSpacing/>
+                        <w:jc w:val="both"/>
+                        <w:rPr>
+                          <w:sz w:val="20"/>
+                        </w:rPr>
+                      </w:pPr>
+                      <w:r>
+                        <w:rPr>
+                          <w:b/>
+                          <w:sz w:val="20"/>
+                        </w:rPr>
+                        <w:t>DE:</w:t>
+                      </w:r>
+                      <w:r>
+                        <w:rPr>
+                          <w:b/>
+                          <w:sz w:val="20"/>
+                        </w:rPr>
+                        <w:tab/>
+                      </w:r>
+                      <w:r>
+                        <w:rPr>
+                          <w:b/>
+                          <w:sz w:val="20"/>
+                        </w:rPr>
+                        <w:tab/>
+                      </w:r>
+                      <w:r>
+                        <w:rPr>
+                          <w:sz w:val="20"/>
+                        </w:rPr>
+                        <w:t>Carlos Eduardo Anchundia Valencia</w:t>
+                      </w:r>
+                    </w:p>
+                    <w:p>
+                      <w:pPr>
+                        <w:pBdr>
+                          <w:bottom w:val="single" w:sz="4" w:space="1" w:color="auto"/>
+                        </w:pBdr>
+                        <w:contextualSpacing/>
+                        <w:jc w:val="both"/>
+                        <w:rPr>
+                          <w:b/>
+                          <w:bCs/>
+                          <w:sz w:val="20"/>
+                        </w:rPr>
+                      </w:pPr>
+                      <w:r>
+                        <w:rPr>
+                          <w:sz w:val="20"/>
+                        </w:rPr>
+                        <w:t xml:space="preserve">                          </w:t>
+                      </w:r>
+                      <w:proofErr w:type="spellStart"/>
+                      <w:r>
+                        <w:rPr>
+                          <w:b/>
+                          <w:bCs/>
+                          <w:sz w:val="20"/>
+                        </w:rPr>
+                        <w:t>Especialista</w:t>
+                      </w:r>
+                      <w:proofErr w:type="spellEnd"/>
+                      <w:r>
+                        <w:rPr>
+                          <w:b/>
+                          <w:bCs/>
+                          <w:sz w:val="20"/>
+                        </w:rPr>
+                        <w:t xml:space="preserve"> de Desarrollo</w:t>
+                      </w:r>
+                    </w:p>
+                  </w:txbxContent>
+                </v:textbox>
+                <w10:wrap type="square"/>
+              </v:rect>
+            </w:pict>
+          </mc:Fallback>
+        </mc:AlternateContent>
+      </w:r>
+    </w:p>
+    <w:p>
+      <w:pPr>
+        <w:jc w:val="both"/>
+        <w:rPr>
+          <w:sz w:val="20"/>
         </w:rPr>
       </w:pPr>
     </w:p>
@@ -1358,7 +1362,6 @@
           <w:sz w:val="20"/>
         </w:rPr>
       </w:pPr>
-      <w:bookmarkStart w:id="4" w:name="OLE_LINK2"/>
       <w:proofErr w:type="spellStart"/>
       <w:r>
         <w:rPr>
@@ -2064,6 +2067,16 @@
         </w:rPr>
         <w:t>:</w:t>
       </w:r>
+    </w:p>
+    <w:p>
+      <w:pPr>
+        <w:ind w:left="708"/>
+        <w:jc w:val="both"/>
+        <w:rPr>
+          <w:sz w:val="20"/>
+          <w:lang w:val="es-ES"/>
+        </w:rPr>
+      </w:pPr>
     </w:p>
     <w:p>
       <w:pPr>
@@ -2264,19 +2277,31 @@
           <w:p>
             <w:pPr>
               <w:rPr>
-                <w:rFonts w:ascii="Arial" w:hAnsi="Arial" w:cs="Arial"/>
-                <w:sz w:val="20"/>
-                <w:szCs w:val="20"/>
-              </w:rPr>
-            </w:pPr>
-            <w:r>
-              <w:rPr>
-                <w:rFonts w:ascii="Arial" w:hAnsi="Arial" w:cs="Arial"/>
-                <w:sz w:val="20"/>
-                <w:szCs w:val="20"/>
-              </w:rPr>
-              <w:t>http://sridesa03/zentao/task-view-771.html</w:t>
-            </w:r>
+                <w:rFonts w:ascii="Arial" w:eastAsia="Arial" w:hAnsi="Arial" w:cs="Arial"/>
+                <w:bCs/>
+                <w:color w:val="0000A4"/>
+                <w:kern w:val="0"/>
+                <w:sz w:val="20"/>
+                <w:szCs w:val="20"/>
+                <w:lang w:eastAsia="es-MX"/>
+                <w14:ligatures w14:val="none"/>
+              </w:rPr>
+            </w:pPr>
+            <w:hyperlink r:id="rId10" w:history="1">
+              <w:r>
+                <w:rPr>
+                  <w:rFonts w:ascii="Arial" w:eastAsia="Arial" w:hAnsi="Arial" w:cs="Arial"/>
+                  <w:bCs/>
+                  <w:color w:val="0000A4"/>
+                  <w:kern w:val="0"/>
+                  <w:sz w:val="20"/>
+                  <w:szCs w:val="20"/>
+                  <w:lang w:eastAsia="es-MX"/>
+                  <w14:ligatures w14:val="none"/>
+                </w:rPr>
+                <w:t>http://sridesa03/zentao/task-view-771.html</w:t>
+              </w:r>
+            </w:hyperlink>
           </w:p>
         </w:tc>
       </w:tr>
@@ -2352,14 +2377,21 @@
                 <w:szCs w:val="20"/>
               </w:rPr>
             </w:pPr>
-            <w:r>
-              <w:rPr>
-                <w:rFonts w:ascii="Arial" w:hAnsi="Arial" w:cs="Arial"/>
-                <w:sz w:val="20"/>
-                <w:szCs w:val="20"/>
-              </w:rPr>
-              <w:t>http://sridesa03/zentao/task-view-773.html</w:t>
-            </w:r>
+            <w:hyperlink r:id="rId11" w:history="1">
+              <w:r>
+                <w:rPr>
+                  <w:rFonts w:ascii="Arial" w:eastAsia="Arial" w:hAnsi="Arial" w:cs="Arial"/>
+                  <w:bCs/>
+                  <w:color w:val="0000A4"/>
+                  <w:kern w:val="0"/>
+                  <w:sz w:val="20"/>
+                  <w:szCs w:val="20"/>
+                  <w:lang w:eastAsia="es-MX"/>
+                  <w14:ligatures w14:val="none"/>
+                </w:rPr>
+                <w:t>http://sridesa03/zentao/task-view-773.html</w:t>
+              </w:r>
+            </w:hyperlink>
           </w:p>
         </w:tc>
       </w:tr>
@@ -2669,7 +2701,7 @@
     </w:p>
     <w:tbl>
       <w:tblPr>
-        <w:tblW w:w="9214" w:type="dxa"/>
+        <w:tblW w:w="9493" w:type="dxa"/>
         <w:jc w:val="center"/>
         <w:tblBorders>
           <w:top w:val="single" w:sz="4" w:space="0" w:color="auto"/>
@@ -2689,8 +2721,8 @@
       <w:tblGrid>
         <w:gridCol w:w="1701"/>
         <w:gridCol w:w="1701"/>
-        <w:gridCol w:w="1843"/>
-        <w:gridCol w:w="3969"/>
+        <w:gridCol w:w="1980"/>
+        <w:gridCol w:w="4111"/>
       </w:tblGrid>
       <w:tr>
         <w:trPr>
@@ -2703,7 +2735,7 @@
             <w:vAlign w:val="center"/>
             <w:hideMark/>
           </w:tcPr>
-          <w:bookmarkEnd w:id="4"/>
+          <w:bookmarkEnd w:id="0"/>
           <w:bookmarkEnd w:id="7"/>
           <w:p>
             <w:pPr>
@@ -2823,7 +2855,7 @@
         </w:tc>
         <w:tc>
           <w:tcPr>
-            <w:tcW w:w="1843" w:type="dxa"/>
+            <w:tcW w:w="1980" w:type="dxa"/>
             <w:vAlign w:val="center"/>
             <w:hideMark/>
           </w:tcPr>
@@ -2937,7 +2969,7 @@
         </w:tc>
         <w:tc>
           <w:tcPr>
-            <w:tcW w:w="3969" w:type="dxa"/>
+            <w:tcW w:w="4111" w:type="dxa"/>
             <w:vAlign w:val="center"/>
             <w:hideMark/>
           </w:tcPr>
@@ -3057,7 +3089,7 @@
         </w:tc>
         <w:tc>
           <w:tcPr>
-            <w:tcW w:w="1843" w:type="dxa"/>
+            <w:tcW w:w="1980" w:type="dxa"/>
             <w:vAlign w:val="center"/>
           </w:tcPr>
           <w:p>
@@ -3079,45 +3111,95 @@
               </w:rPr>
             </w:pPr>
           </w:p>
+          <w:bookmarkStart w:id="11" w:name="OLE_LINK11"/>
+          <w:bookmarkStart w:id="12" w:name="OLE_LINK58"/>
           <w:p>
             <w:pPr>
               <w:spacing w:line="240" w:lineRule="auto"/>
               <w:rPr>
-                <w:sz w:val="20"/>
-                <w:szCs w:val="20"/>
-              </w:rPr>
-            </w:pPr>
-            <w:bookmarkStart w:id="11" w:name="OLE_LINK11"/>
-            <w:bookmarkStart w:id="12" w:name="OLE_LINK58"/>
-            <w:r>
-              <w:rPr>
-                <w:sz w:val="20"/>
-                <w:szCs w:val="20"/>
+                <w:bCs/>
+                <w:color w:val="0000A4"/>
+                <w:sz w:val="20"/>
+                <w:szCs w:val="20"/>
+                <w:lang w:val="es-EC"/>
+              </w:rPr>
+            </w:pPr>
+            <w:r>
+              <w:rPr>
+                <w:bCs/>
+                <w:color w:val="0000A4"/>
+                <w:sz w:val="20"/>
+                <w:szCs w:val="20"/>
+                <w:lang w:val="es-EC"/>
+              </w:rPr>
+              <w:fldChar w:fldCharType="begin"/>
+            </w:r>
+            <w:r>
+              <w:rPr>
+                <w:bCs/>
+                <w:color w:val="0000A4"/>
+                <w:sz w:val="20"/>
+                <w:szCs w:val="20"/>
+                <w:lang w:val="es-EC"/>
+              </w:rPr>
+              <w:instrText>HYPERLINK "https://gitlab.sri.ad/DesarrolloAplicaciones/anexos-e-Informes/arquitectura-resiliente/gestion-anexos/backend/sri-anexos-habilitacion-service"</w:instrText>
+            </w:r>
+            <w:r>
+              <w:rPr>
+                <w:bCs/>
+                <w:color w:val="0000A4"/>
+                <w:sz w:val="20"/>
+                <w:szCs w:val="20"/>
+                <w:lang w:val="es-EC"/>
+              </w:rPr>
+            </w:r>
+            <w:r>
+              <w:rPr>
+                <w:bCs/>
+                <w:color w:val="0000A4"/>
+                <w:sz w:val="20"/>
+                <w:szCs w:val="20"/>
+                <w:lang w:val="es-EC"/>
+              </w:rPr>
+              <w:fldChar w:fldCharType="separate"/>
+            </w:r>
+            <w:r>
+              <w:rPr>
+                <w:bCs/>
+                <w:color w:val="0000A4"/>
+                <w:sz w:val="20"/>
+                <w:szCs w:val="20"/>
+                <w:lang w:val="es-EC"/>
               </w:rPr>
               <w:t>https://gitlab.sri.ad/DesarrolloAplicaciones/anexos-e-Informes/arquitectura-resiliente/gestion-anexos/backend/sri-anexos-habilitacion-service</w:t>
             </w:r>
-            <w:bookmarkEnd w:id="10"/>
             <w:bookmarkEnd w:id="11"/>
             <w:bookmarkEnd w:id="12"/>
+            <w:r>
+              <w:rPr>
+                <w:bCs/>
+                <w:color w:val="0000A4"/>
+                <w:sz w:val="20"/>
+                <w:szCs w:val="20"/>
+                <w:lang w:val="es-EC"/>
+              </w:rPr>
+              <w:fldChar w:fldCharType="end"/>
+            </w:r>
+            <w:bookmarkEnd w:id="10"/>
           </w:p>
           <w:p>
             <w:pPr>
               <w:spacing w:line="240" w:lineRule="auto"/>
               <w:rPr>
-                <w:rFonts w:eastAsia="Times New Roman"/>
-                <w:b/>
-                <w:bCs/>
-                <w:color w:val="000000"/>
-                <w:sz w:val="18"/>
-                <w:szCs w:val="18"/>
-                <w:lang w:eastAsia="es-EC"/>
+                <w:sz w:val="20"/>
+                <w:szCs w:val="20"/>
               </w:rPr>
             </w:pPr>
           </w:p>
         </w:tc>
         <w:tc>
           <w:tcPr>
-            <w:tcW w:w="3969" w:type="dxa"/>
+            <w:tcW w:w="4111" w:type="dxa"/>
             <w:vAlign w:val="center"/>
           </w:tcPr>
           <w:p>
@@ -3565,6 +3647,38 @@
               </w:rPr>
               <w:t>.</w:t>
             </w:r>
+          </w:p>
+          <w:p>
+            <w:pPr>
+              <w:pStyle w:val="Prrafodelista"/>
+              <w:spacing w:after="0" w:line="240" w:lineRule="auto"/>
+              <w:ind w:left="360"/>
+              <w:rPr>
+                <w:rFonts w:ascii="Arial" w:eastAsia="Times New Roman" w:hAnsi="Arial" w:cs="Arial"/>
+                <w:color w:val="000000"/>
+                <w:kern w:val="0"/>
+                <w:sz w:val="20"/>
+                <w:szCs w:val="20"/>
+                <w:lang w:eastAsia="es-EC"/>
+                <w14:ligatures w14:val="none"/>
+              </w:rPr>
+            </w:pPr>
+          </w:p>
+          <w:p>
+            <w:pPr>
+              <w:pStyle w:val="Prrafodelista"/>
+              <w:spacing w:after="0" w:line="240" w:lineRule="auto"/>
+              <w:ind w:left="360"/>
+              <w:rPr>
+                <w:rFonts w:ascii="Arial" w:eastAsia="Times New Roman" w:hAnsi="Arial" w:cs="Arial"/>
+                <w:color w:val="000000"/>
+                <w:kern w:val="0"/>
+                <w:sz w:val="20"/>
+                <w:szCs w:val="20"/>
+                <w:lang w:eastAsia="es-EC"/>
+                <w14:ligatures w14:val="none"/>
+              </w:rPr>
+            </w:pPr>
           </w:p>
         </w:tc>
       </w:tr>
@@ -3598,6 +3712,7 @@
                 <w:szCs w:val="18"/>
                 <w:lang w:eastAsia="es-EC"/>
               </w:rPr>
+              <w:lastRenderedPageBreak/>
               <w:t>Frontend</w:t>
             </w:r>
           </w:p>
@@ -3653,38 +3768,52 @@
         </w:tc>
         <w:tc>
           <w:tcPr>
-            <w:tcW w:w="1843" w:type="dxa"/>
+            <w:tcW w:w="1980" w:type="dxa"/>
             <w:vAlign w:val="center"/>
           </w:tcPr>
           <w:p>
             <w:pPr>
               <w:spacing w:line="240" w:lineRule="auto"/>
               <w:rPr>
-                <w:sz w:val="20"/>
-                <w:szCs w:val="20"/>
-              </w:rPr>
-            </w:pPr>
-            <w:r>
-              <w:rPr>
-                <w:sz w:val="20"/>
-                <w:szCs w:val="20"/>
+                <w:bCs/>
+                <w:color w:val="0000A4"/>
+                <w:sz w:val="20"/>
+                <w:szCs w:val="20"/>
+                <w:lang w:val="es-EC"/>
+              </w:rPr>
+            </w:pPr>
+            <w:r>
+              <w:rPr>
+                <w:bCs/>
+                <w:color w:val="0000A4"/>
+                <w:sz w:val="20"/>
+                <w:szCs w:val="20"/>
+                <w:lang w:val="es-EC"/>
               </w:rPr>
               <w:t xml:space="preserve"> </w:t>
             </w:r>
-            <w:r>
-              <w:rPr>
-                <w:sz w:val="20"/>
-                <w:szCs w:val="20"/>
-              </w:rPr>
-              <w:t>https://gitlab.sri.ad/DesarrolloAplicaciones/anexos-e-Informes/arquitectura-resiliente/gestion-anexos/backend/sri-anexos-estructura-service</w:t>
-            </w:r>
+            <w:hyperlink r:id="rId12" w:history="1">
+              <w:r>
+                <w:rPr>
+                  <w:bCs/>
+                  <w:color w:val="0000A4"/>
+                  <w:sz w:val="20"/>
+                  <w:szCs w:val="20"/>
+                  <w:lang w:val="es-EC"/>
+                </w:rPr>
+                <w:t>https://gitlab.sri.ad/DesarrolloAplicaciones/anexos-e-Informes/arquitectura-resiliente/gestion-anexos/backend/sri-anexos-estructura-service</w:t>
+              </w:r>
+            </w:hyperlink>
           </w:p>
           <w:p>
             <w:pPr>
               <w:spacing w:line="240" w:lineRule="auto"/>
               <w:rPr>
-                <w:sz w:val="20"/>
-                <w:szCs w:val="20"/>
+                <w:bCs/>
+                <w:color w:val="0000A4"/>
+                <w:sz w:val="20"/>
+                <w:szCs w:val="20"/>
+                <w:lang w:val="es-EC"/>
               </w:rPr>
             </w:pPr>
           </w:p>
@@ -3692,15 +3821,30 @@
             <w:pPr>
               <w:spacing w:line="240" w:lineRule="auto"/>
               <w:rPr>
-                <w:sz w:val="20"/>
-                <w:szCs w:val="20"/>
+                <w:bCs/>
+                <w:color w:val="0000A4"/>
+                <w:sz w:val="20"/>
+                <w:szCs w:val="20"/>
+                <w:lang w:val="es-EC"/>
+              </w:rPr>
+            </w:pPr>
+          </w:p>
+          <w:p>
+            <w:pPr>
+              <w:spacing w:line="240" w:lineRule="auto"/>
+              <w:rPr>
+                <w:bCs/>
+                <w:color w:val="0000A4"/>
+                <w:sz w:val="20"/>
+                <w:szCs w:val="20"/>
+                <w:lang w:val="es-EC"/>
               </w:rPr>
             </w:pPr>
           </w:p>
         </w:tc>
         <w:tc>
           <w:tcPr>
-            <w:tcW w:w="3969" w:type="dxa"/>
+            <w:tcW w:w="4111" w:type="dxa"/>
             <w:vAlign w:val="center"/>
           </w:tcPr>
           <w:p>
@@ -4262,7 +4406,6 @@
                 <w:lang w:eastAsia="es-EC"/>
                 <w14:ligatures w14:val="none"/>
               </w:rPr>
-              <w:lastRenderedPageBreak/>
               <w:t>Corregir</w:t>
             </w:r>
             <w:r>
@@ -4625,7 +4768,6 @@
               </w:rPr>
             </w:pPr>
             <w:r>
-              <w:lastRenderedPageBreak/>
               <w:br w:type="page"/>
             </w:r>
             <w:r>
@@ -4689,7 +4831,7 @@
         </w:tc>
         <w:tc>
           <w:tcPr>
-            <w:tcW w:w="1843" w:type="dxa"/>
+            <w:tcW w:w="1980" w:type="dxa"/>
             <w:vAlign w:val="center"/>
           </w:tcPr>
           <w:p>
@@ -4714,17 +4856,34 @@
             <w:pPr>
               <w:spacing w:line="240" w:lineRule="auto"/>
               <w:rPr>
-                <w:sz w:val="20"/>
-                <w:szCs w:val="20"/>
-              </w:rPr>
-            </w:pPr>
-            <w:r>
-              <w:rPr>
-                <w:sz w:val="20"/>
-                <w:szCs w:val="20"/>
-              </w:rPr>
-              <w:t>https://gitlab.sri.ad/DesarrolloAplicaciones/anexos-e-Informes/arquitectura-resiliente/gestion-anexos/backend/sri-anexos-estructura-service</w:t>
-            </w:r>
+                <w:bCs/>
+                <w:color w:val="0000A4"/>
+                <w:sz w:val="20"/>
+                <w:szCs w:val="20"/>
+                <w:lang w:val="es-EC"/>
+              </w:rPr>
+            </w:pPr>
+            <w:hyperlink r:id="rId13" w:history="1">
+              <w:r>
+                <w:rPr>
+                  <w:bCs/>
+                  <w:color w:val="0000A4"/>
+                  <w:sz w:val="20"/>
+                  <w:szCs w:val="20"/>
+                  <w:lang w:val="es-EC"/>
+                </w:rPr>
+                <w:t>https://gitlab.sri.ad/DesarrolloAplicaciones/anexos-e-Informes/arquitectura-resiliente/gestion-anexos/backend/sri-anexos-estructura-service</w:t>
+              </w:r>
+            </w:hyperlink>
+          </w:p>
+          <w:p>
+            <w:pPr>
+              <w:spacing w:line="240" w:lineRule="auto"/>
+              <w:rPr>
+                <w:sz w:val="20"/>
+                <w:szCs w:val="20"/>
+              </w:rPr>
+            </w:pPr>
           </w:p>
           <w:p>
             <w:pPr>
@@ -4741,7 +4900,7 @@
         </w:tc>
         <w:tc>
           <w:tcPr>
-            <w:tcW w:w="3969" w:type="dxa"/>
+            <w:tcW w:w="4111" w:type="dxa"/>
             <w:noWrap/>
             <w:vAlign w:val="center"/>
           </w:tcPr>
@@ -5769,23 +5928,69 @@
         </w:tc>
         <w:tc>
           <w:tcPr>
-            <w:tcW w:w="1843" w:type="dxa"/>
+            <w:tcW w:w="1980" w:type="dxa"/>
             <w:vAlign w:val="center"/>
           </w:tcPr>
           <w:p>
             <w:pPr>
               <w:spacing w:line="240" w:lineRule="auto"/>
-              <w:rPr>
-                <w:color w:val="4F81BD" w:themeColor="accent1"/>
-                <w:sz w:val="20"/>
-              </w:rPr>
-            </w:pPr>
-            <w:r>
-              <w:rPr>
-                <w:sz w:val="20"/>
-              </w:rPr>
-              <w:t>https://gitlab.sri.ad/DesarrolloAplicaciones/anexos-e-Informes/arquitectura-resiliente/gestion-anexos/frontend/sri-gestion-anexos-web</w:t>
-            </w:r>
+            </w:pPr>
+          </w:p>
+          <w:p>
+            <w:pPr>
+              <w:spacing w:line="240" w:lineRule="auto"/>
+            </w:pPr>
+          </w:p>
+          <w:p>
+            <w:pPr>
+              <w:spacing w:line="240" w:lineRule="auto"/>
+            </w:pPr>
+          </w:p>
+          <w:p>
+            <w:pPr>
+              <w:spacing w:line="240" w:lineRule="auto"/>
+              <w:rPr>
+                <w:bCs/>
+                <w:color w:val="0000A4"/>
+                <w:sz w:val="20"/>
+                <w:szCs w:val="20"/>
+                <w:lang w:val="es-EC"/>
+              </w:rPr>
+            </w:pPr>
+            <w:hyperlink r:id="rId14" w:history="1">
+              <w:r>
+                <w:rPr>
+                  <w:rStyle w:val="Hipervnculo"/>
+                  <w:bCs/>
+                  <w:sz w:val="20"/>
+                  <w:szCs w:val="20"/>
+                  <w:lang w:val="es-EC"/>
+                </w:rPr>
+                <w:t>https://git</w:t>
+              </w:r>
+              <w:r>
+                <w:rPr>
+                  <w:rStyle w:val="Hipervnculo"/>
+                  <w:bCs/>
+                  <w:sz w:val="20"/>
+                  <w:szCs w:val="20"/>
+                  <w:lang w:val="es-EC"/>
+                </w:rPr>
+                <w:t>lab.sri.ad/DesarrolloAplicaciones/anexos-e-Informes/arquitectura-resiliente/gestion-anexos/frontend/sri-gestion-anexos-web</w:t>
+              </w:r>
+            </w:hyperlink>
+          </w:p>
+          <w:p>
+            <w:pPr>
+              <w:spacing w:line="240" w:lineRule="auto"/>
+              <w:rPr>
+                <w:bCs/>
+                <w:color w:val="0000A4"/>
+                <w:sz w:val="20"/>
+                <w:szCs w:val="20"/>
+                <w:lang w:val="es-EC"/>
+              </w:rPr>
+            </w:pPr>
           </w:p>
           <w:p>
             <w:pPr>
@@ -5799,7 +6004,7 @@
         </w:tc>
         <w:tc>
           <w:tcPr>
-            <w:tcW w:w="3969" w:type="dxa"/>
+            <w:tcW w:w="4111" w:type="dxa"/>
             <w:noWrap/>
             <w:vAlign w:val="center"/>
           </w:tcPr>
@@ -6078,6 +6283,7 @@
                 <w:lang w:eastAsia="es-EC"/>
                 <w14:ligatures w14:val="none"/>
               </w:rPr>
+              <w:lastRenderedPageBreak/>
               <w:t>Corregir y homologar el tamaño de las pantallas principales del sistema.</w:t>
             </w:r>
           </w:p>
@@ -6174,7 +6380,6 @@
                 <w:lang w:eastAsia="es-EC"/>
                 <w14:ligatures w14:val="none"/>
               </w:rPr>
-              <w:lastRenderedPageBreak/>
               <w:t xml:space="preserve">Corregir las validaciones de solo lectura en los elementos de tipo </w:t>
             </w:r>
             <w:r>
@@ -6628,31 +6833,29 @@
         </w:tc>
         <w:tc>
           <w:tcPr>
-            <w:tcW w:w="1843" w:type="dxa"/>
+            <w:tcW w:w="1980" w:type="dxa"/>
             <w:vAlign w:val="center"/>
           </w:tcPr>
           <w:p>
             <w:pPr>
               <w:spacing w:line="240" w:lineRule="auto"/>
             </w:pPr>
-            <w:r>
-              <w:t xml:space="preserve">Acta </w:t>
-            </w:r>
-            <w:r>
-              <w:rPr>
-                <w:rFonts w:eastAsia="Times New Roman"/>
-                <w:color w:val="000000"/>
-                <w:sz w:val="20"/>
-                <w:szCs w:val="20"/>
-                <w:lang w:eastAsia="es-EC"/>
-              </w:rPr>
-              <w:t>NAC-DMN-AGEI26-00023</w:t>
-            </w:r>
+            <w:hyperlink r:id="rId15" w:history="1">
+              <w:r>
+                <w:rPr>
+                  <w:color w:val="0000A4"/>
+                  <w:sz w:val="20"/>
+                  <w:szCs w:val="20"/>
+                  <w:lang w:val="es-EC"/>
+                </w:rPr>
+                <w:t>https://sriintra01/share/s/5jHFZiZsTaykttFG1Y7aSQ</w:t>
+              </w:r>
+            </w:hyperlink>
           </w:p>
         </w:tc>
         <w:tc>
           <w:tcPr>
-            <w:tcW w:w="3969" w:type="dxa"/>
+            <w:tcW w:w="4111" w:type="dxa"/>
             <w:noWrap/>
             <w:vAlign w:val="center"/>
           </w:tcPr>
@@ -6769,27 +6972,61 @@
                 <w:lang w:eastAsia="es-EC"/>
               </w:rPr>
             </w:pPr>
-            <w:r>
-              <w:rPr>
-                <w:rFonts w:eastAsia="Times New Roman"/>
-                <w:b/>
-                <w:bCs/>
-                <w:color w:val="000000"/>
-                <w:sz w:val="20"/>
-                <w:szCs w:val="20"/>
-                <w:lang w:eastAsia="es-EC"/>
-              </w:rPr>
-              <w:t>Url</w:t>
-            </w:r>
-            <w:r>
-              <w:rPr>
-                <w:rFonts w:eastAsia="Times New Roman"/>
-                <w:color w:val="000000"/>
-                <w:sz w:val="20"/>
-                <w:szCs w:val="20"/>
-                <w:lang w:eastAsia="es-EC"/>
-              </w:rPr>
-              <w:t>: https://sriintra01/share/s/5jHFZiZsTaykttFG1Y7aSQ</w:t>
+            <w:proofErr w:type="spellStart"/>
+            <w:r>
+              <w:rPr>
+                <w:rFonts w:eastAsia="Times New Roman"/>
+                <w:b/>
+                <w:bCs/>
+                <w:color w:val="000000"/>
+                <w:sz w:val="20"/>
+                <w:szCs w:val="20"/>
+                <w:lang w:eastAsia="es-EC"/>
+              </w:rPr>
+              <w:t>Número</w:t>
+            </w:r>
+            <w:proofErr w:type="spellEnd"/>
+            <w:r>
+              <w:rPr>
+                <w:rFonts w:eastAsia="Times New Roman"/>
+                <w:b/>
+                <w:bCs/>
+                <w:color w:val="000000"/>
+                <w:sz w:val="20"/>
+                <w:szCs w:val="20"/>
+                <w:lang w:eastAsia="es-EC"/>
+              </w:rPr>
+              <w:t xml:space="preserve"> acta</w:t>
+            </w:r>
+            <w:r>
+              <w:rPr>
+                <w:rFonts w:eastAsia="Times New Roman"/>
+                <w:color w:val="000000"/>
+                <w:sz w:val="20"/>
+                <w:szCs w:val="20"/>
+                <w:lang w:eastAsia="es-EC"/>
+              </w:rPr>
+              <w:t>:</w:t>
+            </w:r>
+            <w:r>
+              <w:rPr>
+                <w:rFonts w:eastAsia="Times New Roman"/>
+                <w:color w:val="000000"/>
+                <w:sz w:val="20"/>
+                <w:szCs w:val="20"/>
+                <w:lang w:eastAsia="es-EC"/>
+              </w:rPr>
+              <w:t xml:space="preserve"> </w:t>
+            </w:r>
+            <w:r>
+              <w:rPr>
+                <w:rFonts w:eastAsia="Times New Roman"/>
+                <w:color w:val="000000"/>
+                <w:sz w:val="20"/>
+                <w:szCs w:val="20"/>
+                <w:lang w:eastAsia="es-EC"/>
+              </w:rPr>
+              <w:t>NAC-DMN-AGEI26-00023</w:t>
             </w:r>
           </w:p>
           <w:p>
@@ -6803,6 +7040,16 @@
                 <w:lang w:eastAsia="es-EC"/>
               </w:rPr>
             </w:pPr>
+            <w:r>
+              <w:rPr>
+                <w:rFonts w:eastAsia="Times New Roman"/>
+                <w:color w:val="000000"/>
+                <w:sz w:val="20"/>
+                <w:szCs w:val="20"/>
+                <w:lang w:eastAsia="es-EC"/>
+              </w:rPr>
+              <w:t xml:space="preserve"> </w:t>
+            </w:r>
           </w:p>
           <w:p>
             <w:pPr>
@@ -6828,6 +7075,32 @@
               </w:rPr>
               <w:t>Nombre</w:t>
             </w:r>
+            <w:r>
+              <w:rPr>
+                <w:rFonts w:eastAsia="Times New Roman"/>
+                <w:b/>
+                <w:bCs/>
+                <w:color w:val="000000"/>
+                <w:sz w:val="20"/>
+                <w:szCs w:val="20"/>
+                <w:lang w:eastAsia="es-EC"/>
+              </w:rPr>
+              <w:t xml:space="preserve"> </w:t>
+            </w:r>
+            <w:proofErr w:type="spellStart"/>
+            <w:r>
+              <w:rPr>
+                <w:rFonts w:eastAsia="Times New Roman"/>
+                <w:b/>
+                <w:bCs/>
+                <w:color w:val="000000"/>
+                <w:sz w:val="20"/>
+                <w:szCs w:val="20"/>
+                <w:lang w:eastAsia="es-EC"/>
+              </w:rPr>
+              <w:t>archivo</w:t>
+            </w:r>
+            <w:proofErr w:type="spellEnd"/>
             <w:r>
               <w:rPr>
                 <w:rFonts w:eastAsia="Times New Roman"/>
@@ -6985,7 +7258,7 @@
         </w:tc>
         <w:tc>
           <w:tcPr>
-            <w:tcW w:w="1843" w:type="dxa"/>
+            <w:tcW w:w="1980" w:type="dxa"/>
             <w:vAlign w:val="center"/>
           </w:tcPr>
           <w:p>
@@ -7000,14 +7273,26 @@
               </w:rPr>
             </w:pPr>
             <w:r>
+              <w:rPr>
+                <w:sz w:val="20"/>
+                <w:szCs w:val="20"/>
+              </w:rPr>
               <w:t xml:space="preserve">Correo </w:t>
             </w:r>
             <w:proofErr w:type="spellStart"/>
             <w:r>
+              <w:rPr>
+                <w:sz w:val="20"/>
+                <w:szCs w:val="20"/>
+              </w:rPr>
               <w:t>electrónico</w:t>
             </w:r>
             <w:proofErr w:type="spellEnd"/>
             <w:r>
+              <w:rPr>
+                <w:sz w:val="20"/>
+                <w:szCs w:val="20"/>
+              </w:rPr>
               <w:t xml:space="preserve"> y Agenda</w:t>
             </w:r>
           </w:p>
@@ -7019,7 +7304,7 @@
         </w:tc>
         <w:tc>
           <w:tcPr>
-            <w:tcW w:w="3969" w:type="dxa"/>
+            <w:tcW w:w="4111" w:type="dxa"/>
             <w:noWrap/>
             <w:vAlign w:val="center"/>
           </w:tcPr>
@@ -7241,6 +7526,7 @@
                 <w:lang w:eastAsia="es-EC"/>
                 <w14:ligatures w14:val="none"/>
               </w:rPr>
+              <w:lastRenderedPageBreak/>
               <w:t>Asistir a la reunión para revisar las funcionalidades SGA el 14/09/2026.</w:t>
             </w:r>
           </w:p>
@@ -7327,7 +7613,6 @@
                 <w:lang w:eastAsia="es-EC"/>
                 <w14:ligatures w14:val="none"/>
               </w:rPr>
-              <w:lastRenderedPageBreak/>
               <w:t xml:space="preserve">Revisión documento de Arquitectura de la Solución Tecnológica Entrega y Recepción de Información Fiscal </w:t>
             </w:r>
             <w:r>
@@ -7622,21 +7907,15 @@
     </w:p>
     <w:p>
       <w:pPr>
-        <w:pBdr>
-          <w:top w:val="nil"/>
-          <w:left w:val="nil"/>
-          <w:bottom w:val="nil"/>
-          <w:right w:val="nil"/>
-          <w:between w:val="nil"/>
-        </w:pBdr>
-        <w:rPr>
-          <w:color w:val="000000"/>
+        <w:jc w:val="both"/>
+        <w:rPr>
+          <w:sz w:val="20"/>
         </w:rPr>
       </w:pPr>
     </w:p>
     <w:tbl>
       <w:tblPr>
-        <w:tblW w:w="9497" w:type="dxa"/>
+        <w:tblW w:w="9780" w:type="dxa"/>
         <w:jc w:val="center"/>
         <w:tblLayout w:type="fixed"/>
         <w:tblCellMar>
@@ -7648,9 +7927,9 @@
         <w:tblLook w:val="0000" w:firstRow="0" w:lastRow="0" w:firstColumn="0" w:lastColumn="0" w:noHBand="0" w:noVBand="0"/>
       </w:tblPr>
       <w:tblGrid>
-        <w:gridCol w:w="2834"/>
-        <w:gridCol w:w="2977"/>
-        <w:gridCol w:w="3686"/>
+        <w:gridCol w:w="3118"/>
+        <w:gridCol w:w="3118"/>
+        <w:gridCol w:w="3544"/>
       </w:tblGrid>
       <w:tr>
         <w:trPr>
@@ -7659,7 +7938,7 @@
         </w:trPr>
         <w:tc>
           <w:tcPr>
-            <w:tcW w:w="2834" w:type="dxa"/>
+            <w:tcW w:w="3118" w:type="dxa"/>
             <w:tcBorders>
               <w:top w:val="single" w:sz="1" w:space="0" w:color="000000"/>
               <w:left w:val="single" w:sz="1" w:space="0" w:color="000000"/>
@@ -7687,21 +7966,10 @@
               <w:t xml:space="preserve">Elaborado por: </w:t>
             </w:r>
           </w:p>
-          <w:p>
-            <w:pPr>
-              <w:snapToGrid w:val="0"/>
-              <w:spacing w:line="240" w:lineRule="auto"/>
-              <w:rPr>
-                <w:rFonts w:cs="Calibri"/>
-                <w:sz w:val="20"/>
-                <w:szCs w:val="20"/>
-              </w:rPr>
-            </w:pPr>
-          </w:p>
         </w:tc>
         <w:tc>
           <w:tcPr>
-            <w:tcW w:w="2977" w:type="dxa"/>
+            <w:tcW w:w="3118" w:type="dxa"/>
             <w:tcBorders>
               <w:top w:val="single" w:sz="1" w:space="0" w:color="000000"/>
               <w:left w:val="single" w:sz="1" w:space="0" w:color="000000"/>
@@ -7727,24 +7995,23 @@
                 <w:szCs w:val="20"/>
                 <w:lang w:val="es-MX"/>
               </w:rPr>
-              <w:t>Aprobado por:</w:t>
-            </w:r>
-          </w:p>
-          <w:p>
-            <w:pPr>
-              <w:snapToGrid w:val="0"/>
-              <w:spacing w:line="240" w:lineRule="auto"/>
+              <w:t>Revisado</w:t>
+            </w:r>
+            <w:r>
               <w:rPr>
                 <w:rFonts w:cs="Calibri"/>
-                <w:sz w:val="20"/>
-                <w:szCs w:val="20"/>
-              </w:rPr>
-            </w:pPr>
+                <w:b/>
+                <w:sz w:val="20"/>
+                <w:szCs w:val="20"/>
+                <w:lang w:val="es-MX"/>
+              </w:rPr>
+              <w:t xml:space="preserve"> por:</w:t>
+            </w:r>
           </w:p>
         </w:tc>
         <w:tc>
           <w:tcPr>
-            <w:tcW w:w="3686" w:type="dxa"/>
+            <w:tcW w:w="3544" w:type="dxa"/>
             <w:tcBorders>
               <w:top w:val="single" w:sz="1" w:space="0" w:color="000000"/>
               <w:left w:val="single" w:sz="1" w:space="0" w:color="000000"/>
@@ -7784,7 +8051,7 @@
         </w:trPr>
         <w:tc>
           <w:tcPr>
-            <w:tcW w:w="2834" w:type="dxa"/>
+            <w:tcW w:w="3118" w:type="dxa"/>
             <w:tcBorders>
               <w:top w:val="single" w:sz="1" w:space="0" w:color="000000"/>
               <w:left w:val="single" w:sz="1" w:space="0" w:color="000000"/>
@@ -7797,21 +8064,11 @@
               <w:spacing w:line="240" w:lineRule="auto"/>
               <w:rPr>
                 <w:rFonts w:cs="Calibri"/>
-                <w:b/>
                 <w:sz w:val="20"/>
                 <w:szCs w:val="20"/>
                 <w:lang w:val="es-MX"/>
               </w:rPr>
             </w:pPr>
-            <w:r>
-              <w:rPr>
-                <w:rFonts w:cs="Calibri"/>
-                <w:sz w:val="20"/>
-                <w:szCs w:val="20"/>
-                <w:lang w:val="es-MX"/>
-              </w:rPr>
-              <w:t>Carlos Anchundia</w:t>
-            </w:r>
           </w:p>
           <w:p>
             <w:pPr>
@@ -7821,13 +8078,117 @@
                 <w:rFonts w:cs="Calibri"/>
                 <w:sz w:val="20"/>
                 <w:szCs w:val="20"/>
-              </w:rPr>
-            </w:pPr>
+                <w:lang w:val="es-MX"/>
+              </w:rPr>
+            </w:pPr>
+          </w:p>
+          <w:p>
+            <w:pPr>
+              <w:snapToGrid w:val="0"/>
+              <w:spacing w:line="240" w:lineRule="auto"/>
+              <w:rPr>
+                <w:rFonts w:cs="Calibri"/>
+                <w:sz w:val="20"/>
+                <w:szCs w:val="20"/>
+                <w:lang w:val="es-MX"/>
+              </w:rPr>
+            </w:pPr>
+          </w:p>
+          <w:p>
+            <w:pPr>
+              <w:snapToGrid w:val="0"/>
+              <w:spacing w:line="240" w:lineRule="auto"/>
+              <w:rPr>
+                <w:rFonts w:cs="Calibri"/>
+                <w:sz w:val="20"/>
+                <w:szCs w:val="20"/>
+                <w:lang w:val="es-MX"/>
+              </w:rPr>
+            </w:pPr>
+          </w:p>
+          <w:p>
+            <w:pPr>
+              <w:snapToGrid w:val="0"/>
+              <w:spacing w:line="240" w:lineRule="auto"/>
+              <w:rPr>
+                <w:rFonts w:cs="Calibri"/>
+                <w:sz w:val="20"/>
+                <w:szCs w:val="20"/>
+                <w:lang w:val="es-MX"/>
+              </w:rPr>
+            </w:pPr>
+          </w:p>
+          <w:p>
+            <w:pPr>
+              <w:snapToGrid w:val="0"/>
+              <w:spacing w:line="240" w:lineRule="auto"/>
+              <w:rPr>
+                <w:rFonts w:cs="Calibri"/>
+                <w:sz w:val="20"/>
+                <w:szCs w:val="20"/>
+                <w:lang w:val="es-MX"/>
+              </w:rPr>
+            </w:pPr>
+          </w:p>
+          <w:p>
+            <w:pPr>
+              <w:snapToGrid w:val="0"/>
+              <w:spacing w:line="240" w:lineRule="auto"/>
+              <w:rPr>
+                <w:rFonts w:cs="Calibri"/>
+                <w:b/>
+                <w:sz w:val="20"/>
+                <w:szCs w:val="20"/>
+                <w:lang w:val="es-MX"/>
+              </w:rPr>
+            </w:pPr>
+            <w:r>
+              <w:rPr>
+                <w:rFonts w:cs="Calibri"/>
+                <w:sz w:val="20"/>
+                <w:szCs w:val="20"/>
+                <w:lang w:val="es-MX"/>
+              </w:rPr>
+              <w:t>Carlos Anchundia</w:t>
+            </w:r>
+          </w:p>
+          <w:p>
+            <w:pPr>
+              <w:snapToGrid w:val="0"/>
+              <w:spacing w:line="240" w:lineRule="auto"/>
+              <w:rPr>
+                <w:rFonts w:cs="Calibri"/>
+                <w:sz w:val="20"/>
+                <w:szCs w:val="20"/>
+              </w:rPr>
+            </w:pPr>
+            <w:proofErr w:type="spellStart"/>
+            <w:r>
+              <w:rPr>
+                <w:rFonts w:cs="Calibri"/>
+                <w:b/>
+                <w:bCs/>
+                <w:sz w:val="20"/>
+                <w:szCs w:val="20"/>
+              </w:rPr>
+              <w:t>Especialista</w:t>
+            </w:r>
+            <w:proofErr w:type="spellEnd"/>
+            <w:r>
+              <w:rPr>
+                <w:rFonts w:cs="Calibri"/>
+                <w:b/>
+                <w:bCs/>
+                <w:sz w:val="20"/>
+                <w:szCs w:val="20"/>
+              </w:rPr>
+              <w:t xml:space="preserve"> de Desarrollo</w:t>
+            </w:r>
           </w:p>
         </w:tc>
         <w:tc>
           <w:tcPr>
-            <w:tcW w:w="2977" w:type="dxa"/>
+            <w:tcW w:w="3118" w:type="dxa"/>
             <w:tcBorders>
               <w:top w:val="single" w:sz="1" w:space="0" w:color="000000"/>
               <w:left w:val="single" w:sz="1" w:space="0" w:color="000000"/>
@@ -7840,45 +8201,121 @@
               <w:snapToGrid w:val="0"/>
               <w:spacing w:line="240" w:lineRule="auto"/>
               <w:rPr>
-                <w:rFonts w:cs="Calibri"/>
-                <w:sz w:val="20"/>
-                <w:szCs w:val="20"/>
-              </w:rPr>
-            </w:pPr>
-            <w:r>
-              <w:rPr>
-                <w:bCs/>
-                <w:sz w:val="20"/>
-              </w:rPr>
-              <w:t xml:space="preserve">Roberto Patricio </w:t>
-            </w:r>
-            <w:r>
-              <w:rPr>
-                <w:bCs/>
-                <w:sz w:val="20"/>
-              </w:rPr>
-              <w:t>Cañarte</w:t>
-            </w:r>
+                <w:bCs/>
+                <w:sz w:val="20"/>
+              </w:rPr>
+            </w:pPr>
           </w:p>
           <w:p>
             <w:pPr>
               <w:snapToGrid w:val="0"/>
               <w:spacing w:line="240" w:lineRule="auto"/>
               <w:rPr>
+                <w:bCs/>
+                <w:sz w:val="20"/>
+              </w:rPr>
+            </w:pPr>
+          </w:p>
+          <w:p>
+            <w:pPr>
+              <w:snapToGrid w:val="0"/>
+              <w:spacing w:line="240" w:lineRule="auto"/>
+              <w:rPr>
+                <w:bCs/>
+                <w:sz w:val="20"/>
+              </w:rPr>
+            </w:pPr>
+          </w:p>
+          <w:p>
+            <w:pPr>
+              <w:snapToGrid w:val="0"/>
+              <w:spacing w:line="240" w:lineRule="auto"/>
+              <w:rPr>
+                <w:bCs/>
+                <w:sz w:val="20"/>
+              </w:rPr>
+            </w:pPr>
+          </w:p>
+          <w:p>
+            <w:pPr>
+              <w:snapToGrid w:val="0"/>
+              <w:spacing w:line="240" w:lineRule="auto"/>
+              <w:rPr>
+                <w:bCs/>
+                <w:sz w:val="20"/>
+              </w:rPr>
+            </w:pPr>
+          </w:p>
+          <w:p>
+            <w:pPr>
+              <w:snapToGrid w:val="0"/>
+              <w:spacing w:line="240" w:lineRule="auto"/>
+              <w:rPr>
+                <w:bCs/>
+                <w:sz w:val="20"/>
+              </w:rPr>
+            </w:pPr>
+          </w:p>
+          <w:p>
+            <w:pPr>
+              <w:snapToGrid w:val="0"/>
+              <w:spacing w:line="240" w:lineRule="auto"/>
+              <w:rPr>
                 <w:rFonts w:cs="Calibri"/>
                 <w:sz w:val="20"/>
                 <w:szCs w:val="20"/>
               </w:rPr>
             </w:pPr>
+            <w:r>
+              <w:rPr>
+                <w:rFonts w:cs="Calibri"/>
+                <w:sz w:val="20"/>
+                <w:szCs w:val="20"/>
+              </w:rPr>
+              <w:t>Sofía Sevilla</w:t>
+            </w:r>
+          </w:p>
+          <w:p>
+            <w:pPr>
+              <w:snapToGrid w:val="0"/>
+              <w:spacing w:line="240" w:lineRule="auto"/>
+              <w:rPr>
+                <w:rFonts w:cs="Calibri"/>
+                <w:sz w:val="20"/>
+                <w:szCs w:val="20"/>
+              </w:rPr>
+            </w:pPr>
+            <w:proofErr w:type="spellStart"/>
+            <w:r>
+              <w:rPr>
+                <w:rFonts w:cs="Calibri"/>
+                <w:b/>
+                <w:bCs/>
+                <w:sz w:val="20"/>
+                <w:szCs w:val="20"/>
+              </w:rPr>
+              <w:t>Experto</w:t>
+            </w:r>
+            <w:proofErr w:type="spellEnd"/>
+            <w:r>
+              <w:rPr>
+                <w:rFonts w:cs="Calibri"/>
+                <w:b/>
+                <w:bCs/>
+                <w:sz w:val="20"/>
+                <w:szCs w:val="20"/>
+              </w:rPr>
+              <w:t xml:space="preserve"> Nacional de Desarrollo</w:t>
+            </w:r>
           </w:p>
         </w:tc>
         <w:tc>
           <w:tcPr>
-            <w:tcW w:w="3686" w:type="dxa"/>
+            <w:tcW w:w="3544" w:type="dxa"/>
+            <w:vMerge w:val="restart"/>
             <w:tcBorders>
               <w:top w:val="single" w:sz="1" w:space="0" w:color="000000"/>
               <w:left w:val="single" w:sz="1" w:space="0" w:color="000000"/>
-              <w:bottom w:val="single" w:sz="1" w:space="0" w:color="000000"/>
               <w:right w:val="single" w:sz="1" w:space="0" w:color="000000"/>
             </w:tcBorders>
           </w:tcPr>
@@ -7886,6 +8323,133 @@
             <w:pPr>
               <w:snapToGrid w:val="0"/>
               <w:spacing w:line="240" w:lineRule="auto"/>
+              <w:jc w:val="center"/>
+              <w:rPr>
+                <w:rFonts w:cs="Calibri"/>
+                <w:b/>
+                <w:sz w:val="20"/>
+                <w:szCs w:val="20"/>
+                <w:lang w:val="es-MX"/>
+              </w:rPr>
+            </w:pPr>
+          </w:p>
+          <w:p>
+            <w:pPr>
+              <w:snapToGrid w:val="0"/>
+              <w:spacing w:line="240" w:lineRule="auto"/>
+              <w:jc w:val="center"/>
+              <w:rPr>
+                <w:rFonts w:cs="Calibri"/>
+                <w:b/>
+                <w:sz w:val="20"/>
+                <w:szCs w:val="20"/>
+                <w:lang w:val="es-MX"/>
+              </w:rPr>
+            </w:pPr>
+          </w:p>
+          <w:p>
+            <w:pPr>
+              <w:snapToGrid w:val="0"/>
+              <w:spacing w:line="240" w:lineRule="auto"/>
+              <w:jc w:val="center"/>
+              <w:rPr>
+                <w:rFonts w:cs="Calibri"/>
+                <w:b/>
+                <w:sz w:val="20"/>
+                <w:szCs w:val="20"/>
+                <w:lang w:val="es-MX"/>
+              </w:rPr>
+            </w:pPr>
+          </w:p>
+          <w:p>
+            <w:pPr>
+              <w:snapToGrid w:val="0"/>
+              <w:spacing w:line="240" w:lineRule="auto"/>
+              <w:jc w:val="center"/>
+              <w:rPr>
+                <w:rFonts w:cs="Calibri"/>
+                <w:b/>
+                <w:sz w:val="20"/>
+                <w:szCs w:val="20"/>
+                <w:lang w:val="es-MX"/>
+              </w:rPr>
+            </w:pPr>
+          </w:p>
+          <w:p>
+            <w:pPr>
+              <w:snapToGrid w:val="0"/>
+              <w:spacing w:line="240" w:lineRule="auto"/>
+              <w:jc w:val="center"/>
+              <w:rPr>
+                <w:rFonts w:cs="Calibri"/>
+                <w:b/>
+                <w:sz w:val="20"/>
+                <w:szCs w:val="20"/>
+                <w:lang w:val="es-MX"/>
+              </w:rPr>
+            </w:pPr>
+          </w:p>
+          <w:p>
+            <w:pPr>
+              <w:snapToGrid w:val="0"/>
+              <w:spacing w:line="240" w:lineRule="auto"/>
+              <w:jc w:val="center"/>
+              <w:rPr>
+                <w:rFonts w:cs="Calibri"/>
+                <w:b/>
+                <w:sz w:val="20"/>
+                <w:szCs w:val="20"/>
+                <w:lang w:val="es-MX"/>
+              </w:rPr>
+            </w:pPr>
+          </w:p>
+          <w:p>
+            <w:pPr>
+              <w:snapToGrid w:val="0"/>
+              <w:spacing w:line="240" w:lineRule="auto"/>
+              <w:jc w:val="center"/>
+              <w:rPr>
+                <w:rFonts w:cs="Calibri"/>
+                <w:b/>
+                <w:sz w:val="20"/>
+                <w:szCs w:val="20"/>
+                <w:lang w:val="es-MX"/>
+              </w:rPr>
+            </w:pPr>
+          </w:p>
+          <w:p>
+            <w:pPr>
+              <w:snapToGrid w:val="0"/>
+              <w:spacing w:line="240" w:lineRule="auto"/>
+              <w:jc w:val="center"/>
+              <w:rPr>
+                <w:rFonts w:cs="Calibri"/>
+                <w:b/>
+                <w:sz w:val="20"/>
+                <w:szCs w:val="20"/>
+                <w:lang w:val="es-MX"/>
+              </w:rPr>
+            </w:pPr>
+          </w:p>
+          <w:p>
+            <w:pPr>
+              <w:snapToGrid w:val="0"/>
+              <w:spacing w:line="240" w:lineRule="auto"/>
+              <w:jc w:val="center"/>
+              <w:rPr>
+                <w:rFonts w:cs="Calibri"/>
+                <w:b/>
+                <w:sz w:val="20"/>
+                <w:szCs w:val="20"/>
+                <w:lang w:val="es-MX"/>
+              </w:rPr>
+            </w:pPr>
+          </w:p>
+          <w:p>
+            <w:pPr>
+              <w:snapToGrid w:val="0"/>
+              <w:spacing w:line="240" w:lineRule="auto"/>
+              <w:jc w:val="center"/>
               <w:rPr>
                 <w:rFonts w:cs="Calibri"/>
                 <w:b/>
@@ -7914,7 +8478,7 @@
         </w:trPr>
         <w:tc>
           <w:tcPr>
-            <w:tcW w:w="2834" w:type="dxa"/>
+            <w:tcW w:w="3118" w:type="dxa"/>
             <w:tcBorders>
               <w:top w:val="single" w:sz="1" w:space="0" w:color="000000"/>
               <w:left w:val="single" w:sz="1" w:space="0" w:color="000000"/>
@@ -7930,32 +8494,23 @@
                 <w:b/>
                 <w:sz w:val="20"/>
                 <w:szCs w:val="20"/>
+              </w:rPr>
+            </w:pPr>
+            <w:r>
+              <w:rPr>
+                <w:rFonts w:cs="Calibri"/>
+                <w:b/>
+                <w:sz w:val="20"/>
+                <w:szCs w:val="20"/>
                 <w:lang w:val="es-MX"/>
               </w:rPr>
-            </w:pPr>
-            <w:proofErr w:type="spellStart"/>
-            <w:r>
-              <w:rPr>
-                <w:b/>
-                <w:bCs/>
-                <w:sz w:val="20"/>
-              </w:rPr>
-              <w:t>Especialista</w:t>
-            </w:r>
-            <w:proofErr w:type="spellEnd"/>
-            <w:r>
-              <w:rPr>
-                <w:b/>
-                <w:bCs/>
-                <w:sz w:val="20"/>
-              </w:rPr>
-              <w:t xml:space="preserve"> de Desarrollo</w:t>
+              <w:t>Revisado por:</w:t>
             </w:r>
           </w:p>
         </w:tc>
         <w:tc>
           <w:tcPr>
-            <w:tcW w:w="2977" w:type="dxa"/>
+            <w:tcW w:w="3118" w:type="dxa"/>
             <w:tcBorders>
               <w:top w:val="single" w:sz="1" w:space="0" w:color="000000"/>
               <w:left w:val="single" w:sz="1" w:space="0" w:color="000000"/>
@@ -7972,44 +8527,293 @@
                 <w:b/>
                 <w:sz w:val="20"/>
                 <w:szCs w:val="20"/>
+              </w:rPr>
+            </w:pPr>
+            <w:r>
+              <w:rPr>
+                <w:rFonts w:cs="Calibri"/>
+                <w:b/>
+                <w:sz w:val="20"/>
+                <w:szCs w:val="20"/>
                 <w:lang w:val="es-MX"/>
               </w:rPr>
-            </w:pPr>
-            <w:proofErr w:type="spellStart"/>
-            <w:r>
-              <w:rPr>
-                <w:b/>
-                <w:bCs/>
-                <w:sz w:val="20"/>
-              </w:rPr>
-              <w:t>Coordinador</w:t>
-            </w:r>
-            <w:proofErr w:type="spellEnd"/>
-            <w:r>
-              <w:rPr>
-                <w:b/>
-                <w:bCs/>
-                <w:sz w:val="20"/>
-              </w:rPr>
-              <w:t xml:space="preserve"> Nacional de Desarrollo y </w:t>
-            </w:r>
-            <w:proofErr w:type="spellStart"/>
-            <w:r>
-              <w:rPr>
-                <w:b/>
-                <w:bCs/>
-                <w:sz w:val="20"/>
-              </w:rPr>
-              <w:t>Mantenimiento</w:t>
-            </w:r>
-            <w:proofErr w:type="spellEnd"/>
+              <w:t>Aprobado por:</w:t>
+            </w:r>
           </w:p>
         </w:tc>
         <w:tc>
           <w:tcPr>
-            <w:tcW w:w="3686" w:type="dxa"/>
+            <w:tcW w:w="3544" w:type="dxa"/>
+            <w:vMerge/>
+            <w:tcBorders>
+              <w:left w:val="single" w:sz="1" w:space="0" w:color="000000"/>
+              <w:right w:val="single" w:sz="1" w:space="0" w:color="000000"/>
+            </w:tcBorders>
+          </w:tcPr>
+          <w:p>
+            <w:pPr>
+              <w:snapToGrid w:val="0"/>
+              <w:spacing w:line="240" w:lineRule="auto"/>
+              <w:rPr>
+                <w:rFonts w:cs="Calibri"/>
+                <w:b/>
+                <w:sz w:val="20"/>
+                <w:szCs w:val="20"/>
+                <w:lang w:val="es-MX"/>
+              </w:rPr>
+            </w:pPr>
+          </w:p>
+        </w:tc>
+      </w:tr>
+      <w:tr>
+        <w:trPr>
+          <w:trHeight w:val="63"/>
+          <w:jc w:val="center"/>
+        </w:trPr>
+        <w:tc>
+          <w:tcPr>
+            <w:tcW w:w="3118" w:type="dxa"/>
             <w:tcBorders>
               <w:top w:val="single" w:sz="1" w:space="0" w:color="000000"/>
+              <w:left w:val="single" w:sz="1" w:space="0" w:color="000000"/>
+              <w:bottom w:val="single" w:sz="1" w:space="0" w:color="000000"/>
+            </w:tcBorders>
+          </w:tcPr>
+          <w:p>
+            <w:pPr>
+              <w:snapToGrid w:val="0"/>
+              <w:spacing w:line="240" w:lineRule="auto"/>
+              <w:rPr>
+                <w:sz w:val="20"/>
+              </w:rPr>
+            </w:pPr>
+          </w:p>
+          <w:p>
+            <w:pPr>
+              <w:snapToGrid w:val="0"/>
+              <w:spacing w:line="240" w:lineRule="auto"/>
+              <w:rPr>
+                <w:sz w:val="20"/>
+              </w:rPr>
+            </w:pPr>
+          </w:p>
+          <w:p>
+            <w:pPr>
+              <w:snapToGrid w:val="0"/>
+              <w:spacing w:line="240" w:lineRule="auto"/>
+              <w:rPr>
+                <w:sz w:val="20"/>
+              </w:rPr>
+            </w:pPr>
+          </w:p>
+          <w:p>
+            <w:pPr>
+              <w:snapToGrid w:val="0"/>
+              <w:spacing w:line="240" w:lineRule="auto"/>
+              <w:rPr>
+                <w:sz w:val="20"/>
+              </w:rPr>
+            </w:pPr>
+          </w:p>
+          <w:p>
+            <w:pPr>
+              <w:snapToGrid w:val="0"/>
+              <w:spacing w:line="240" w:lineRule="auto"/>
+              <w:rPr>
+                <w:sz w:val="20"/>
+              </w:rPr>
+            </w:pPr>
+          </w:p>
+          <w:p>
+            <w:pPr>
+              <w:snapToGrid w:val="0"/>
+              <w:spacing w:line="240" w:lineRule="auto"/>
+              <w:rPr>
+                <w:sz w:val="20"/>
+              </w:rPr>
+            </w:pPr>
+          </w:p>
+          <w:p>
+            <w:pPr>
+              <w:snapToGrid w:val="0"/>
+              <w:spacing w:line="240" w:lineRule="auto"/>
+              <w:rPr>
+                <w:b/>
+                <w:bCs/>
+                <w:sz w:val="20"/>
+              </w:rPr>
+            </w:pPr>
+            <w:r>
+              <w:rPr>
+                <w:sz w:val="20"/>
+              </w:rPr>
+              <w:t>Dora Espinosa</w:t>
+            </w:r>
+          </w:p>
+          <w:p>
+            <w:pPr>
+              <w:snapToGrid w:val="0"/>
+              <w:spacing w:line="240" w:lineRule="auto"/>
+              <w:rPr>
+                <w:sz w:val="20"/>
+              </w:rPr>
+            </w:pPr>
+            <w:proofErr w:type="spellStart"/>
+            <w:r>
+              <w:rPr>
+                <w:b/>
+                <w:bCs/>
+                <w:sz w:val="20"/>
+              </w:rPr>
+              <w:t>Experto</w:t>
+            </w:r>
+            <w:proofErr w:type="spellEnd"/>
+            <w:r>
+              <w:rPr>
+                <w:b/>
+                <w:bCs/>
+                <w:sz w:val="20"/>
+              </w:rPr>
+              <w:t xml:space="preserve"> Supervisor Nacional de Desarrollo y </w:t>
+            </w:r>
+            <w:proofErr w:type="spellStart"/>
+            <w:r>
+              <w:rPr>
+                <w:b/>
+                <w:bCs/>
+                <w:sz w:val="20"/>
+              </w:rPr>
+              <w:t>Mantenimiento</w:t>
+            </w:r>
+            <w:proofErr w:type="spellEnd"/>
+          </w:p>
+        </w:tc>
+        <w:tc>
+          <w:tcPr>
+            <w:tcW w:w="3118" w:type="dxa"/>
+            <w:tcBorders>
+              <w:top w:val="single" w:sz="1" w:space="0" w:color="000000"/>
+              <w:left w:val="single" w:sz="1" w:space="0" w:color="000000"/>
+              <w:bottom w:val="single" w:sz="1" w:space="0" w:color="000000"/>
+              <w:right w:val="single" w:sz="1" w:space="0" w:color="000000"/>
+            </w:tcBorders>
+          </w:tcPr>
+          <w:p>
+            <w:pPr>
+              <w:snapToGrid w:val="0"/>
+              <w:spacing w:line="240" w:lineRule="auto"/>
+              <w:rPr>
+                <w:sz w:val="20"/>
+              </w:rPr>
+            </w:pPr>
+          </w:p>
+          <w:p>
+            <w:pPr>
+              <w:snapToGrid w:val="0"/>
+              <w:spacing w:line="240" w:lineRule="auto"/>
+              <w:rPr>
+                <w:sz w:val="20"/>
+              </w:rPr>
+            </w:pPr>
+          </w:p>
+          <w:p>
+            <w:pPr>
+              <w:snapToGrid w:val="0"/>
+              <w:spacing w:line="240" w:lineRule="auto"/>
+              <w:rPr>
+                <w:sz w:val="20"/>
+              </w:rPr>
+            </w:pPr>
+          </w:p>
+          <w:p>
+            <w:pPr>
+              <w:snapToGrid w:val="0"/>
+              <w:spacing w:line="240" w:lineRule="auto"/>
+              <w:rPr>
+                <w:sz w:val="20"/>
+              </w:rPr>
+            </w:pPr>
+          </w:p>
+          <w:p>
+            <w:pPr>
+              <w:snapToGrid w:val="0"/>
+              <w:spacing w:line="240" w:lineRule="auto"/>
+              <w:rPr>
+                <w:sz w:val="20"/>
+              </w:rPr>
+            </w:pPr>
+          </w:p>
+          <w:p>
+            <w:pPr>
+              <w:snapToGrid w:val="0"/>
+              <w:spacing w:line="240" w:lineRule="auto"/>
+              <w:rPr>
+                <w:bCs/>
+                <w:sz w:val="20"/>
+              </w:rPr>
+            </w:pPr>
+          </w:p>
+          <w:p>
+            <w:pPr>
+              <w:snapToGrid w:val="0"/>
+              <w:spacing w:line="240" w:lineRule="auto"/>
+              <w:rPr>
+                <w:sz w:val="20"/>
+              </w:rPr>
+            </w:pPr>
+            <w:r>
+              <w:rPr>
+                <w:bCs/>
+                <w:sz w:val="20"/>
+              </w:rPr>
+              <w:t>Roberto Patricio Cañarte</w:t>
+            </w:r>
+          </w:p>
+          <w:p>
+            <w:pPr>
+              <w:snapToGrid w:val="0"/>
+              <w:spacing w:line="240" w:lineRule="auto"/>
+              <w:rPr>
+                <w:b/>
+                <w:bCs/>
+                <w:sz w:val="20"/>
+              </w:rPr>
+            </w:pPr>
+            <w:proofErr w:type="spellStart"/>
+            <w:r>
+              <w:rPr>
+                <w:b/>
+                <w:bCs/>
+                <w:sz w:val="20"/>
+              </w:rPr>
+              <w:t>Coordinador</w:t>
+            </w:r>
+            <w:proofErr w:type="spellEnd"/>
+            <w:r>
+              <w:rPr>
+                <w:b/>
+                <w:bCs/>
+                <w:sz w:val="20"/>
+              </w:rPr>
+              <w:t xml:space="preserve"> Nacional de Desarrollo y </w:t>
+            </w:r>
+            <w:proofErr w:type="spellStart"/>
+            <w:r>
+              <w:rPr>
+                <w:b/>
+                <w:bCs/>
+                <w:sz w:val="20"/>
+              </w:rPr>
+              <w:t>Mantenimiento</w:t>
+            </w:r>
+            <w:proofErr w:type="spellEnd"/>
+          </w:p>
+        </w:tc>
+        <w:tc>
+          <w:tcPr>
+            <w:tcW w:w="3544" w:type="dxa"/>
+            <w:vMerge/>
+            <w:tcBorders>
               <w:left w:val="single" w:sz="1" w:space="0" w:color="000000"/>
               <w:bottom w:val="single" w:sz="1" w:space="0" w:color="000000"/>
               <w:right w:val="single" w:sz="1" w:space="0" w:color="000000"/>
@@ -8048,8 +8852,8 @@
       <w:bookmarkEnd w:id="29"/>
     </w:p>
     <w:sectPr>
-      <w:headerReference w:type="default" r:id="rId10"/>
-      <w:footerReference w:type="default" r:id="rId11"/>
+      <w:headerReference w:type="default" r:id="rId16"/>
+      <w:footerReference w:type="default" r:id="rId17"/>
       <w:pgSz w:w="11906" w:h="16838"/>
       <w:pgMar w:top="1440" w:right="1440" w:bottom="1440" w:left="1440" w:header="0" w:footer="0" w:gutter="0"/>
       <w:pgNumType w:start="0"/>
